--- a/fuentes/CF2_DU.docx
+++ b/fuentes/CF2_DU.docx
@@ -640,7 +640,21 @@
                 <w:rStyle w:val="Hipervnculo"/>
                 <w:noProof/>
               </w:rPr>
-              <w:t>1.Patronaje de prendas superiores para niñas</w:t>
+              <w:t>1.</w:t>
+            </w:r>
+            <w:r>
+              <w:rPr>
+                <w:rStyle w:val="Hipervnculo"/>
+                <w:noProof/>
+              </w:rPr>
+              <w:t xml:space="preserve"> </w:t>
+            </w:r>
+            <w:r>
+              <w:rPr>
+                <w:rStyle w:val="Hipervnculo"/>
+                <w:noProof/>
+              </w:rPr>
+              <w:t>Patronaje de prendas superiores para niñas</w:t>
             </w:r>
             <w:r>
               <w:rPr>
@@ -867,7 +881,7 @@
               <w:rPr>
                 <w:webHidden/>
               </w:rPr>
-              <w:t>14</w:t>
+              <w:t>15</w:t>
             </w:r>
             <w:r>
               <w:rPr>
@@ -1140,7 +1154,7 @@
               <w:rPr>
                 <w:webHidden/>
               </w:rPr>
-              <w:t>34</w:t>
+              <w:t>35</w:t>
             </w:r>
             <w:r>
               <w:rPr>
@@ -2000,7 +2014,11 @@
     </w:p>
     <w:p>
       <w:pPr>
-        <w:ind w:left="709" w:firstLine="0"/>
+        <w:pStyle w:val="Prrafodelista"/>
+        <w:numPr>
+          <w:ilvl w:val="0"/>
+          <w:numId w:val="37"/>
+        </w:numPr>
         <w:rPr>
           <w:lang w:eastAsia="es-CO"/>
         </w:rPr>
@@ -2014,7 +2032,11 @@
     </w:p>
     <w:p>
       <w:pPr>
-        <w:ind w:left="709" w:firstLine="0"/>
+        <w:pStyle w:val="Prrafodelista"/>
+        <w:numPr>
+          <w:ilvl w:val="0"/>
+          <w:numId w:val="37"/>
+        </w:numPr>
         <w:rPr>
           <w:lang w:eastAsia="es-CO"/>
         </w:rPr>
@@ -2028,7 +2050,11 @@
     </w:p>
     <w:p>
       <w:pPr>
-        <w:ind w:left="709" w:firstLine="0"/>
+        <w:pStyle w:val="Prrafodelista"/>
+        <w:numPr>
+          <w:ilvl w:val="0"/>
+          <w:numId w:val="37"/>
+        </w:numPr>
         <w:rPr>
           <w:lang w:eastAsia="es-CO"/>
         </w:rPr>
@@ -2042,7 +2068,11 @@
     </w:p>
     <w:p>
       <w:pPr>
-        <w:ind w:left="709" w:firstLine="0"/>
+        <w:pStyle w:val="Prrafodelista"/>
+        <w:numPr>
+          <w:ilvl w:val="0"/>
+          <w:numId w:val="37"/>
+        </w:numPr>
         <w:rPr>
           <w:lang w:eastAsia="es-CO"/>
         </w:rPr>
@@ -2878,10 +2908,10 @@
           <w:lang w:eastAsia="es-CO"/>
         </w:rPr>
         <w:drawing>
-          <wp:inline distT="0" distB="0" distL="0" distR="0" wp14:anchorId="1BAE3A8A" wp14:editId="66FA5D16">
-            <wp:extent cx="2475245" cy="3985146"/>
-            <wp:effectExtent l="0" t="0" r="0" b="0"/>
-            <wp:docPr id="6" name="Imagen 6" descr="Molde técnico del delantero de una blusa infantil con cuello marinero, en el que se indican medidas específicas para escote, hombro, sisa, bolsillo, largo y ancho de la prenda, acompañado de referencias numéricas que guían el trazado y la construcción del patrón."/>
+          <wp:inline distT="0" distB="0" distL="0" distR="0" wp14:anchorId="0ACE9319" wp14:editId="310A6E30">
+            <wp:extent cx="3362325" cy="5829300"/>
+            <wp:effectExtent l="0" t="0" r="9525" b="0"/>
+            <wp:docPr id="1" name="Imagen 1" descr="Molde técnico del delantero de una blusa infantil con cuello marinero, en el que se indican medidas específicas para escote, hombro, sisa, bolsillo, largo y ancho de la prenda, acompañado de referencias numéricas que guían el trazado y la construcción del patrón."/>
             <wp:cNvGraphicFramePr>
               <a:graphicFrameLocks xmlns:a="http://schemas.openxmlformats.org/drawingml/2006/main" noChangeAspect="1"/>
             </wp:cNvGraphicFramePr>
@@ -2889,7 +2919,7 @@
               <a:graphicData uri="http://schemas.openxmlformats.org/drawingml/2006/picture">
                 <pic:pic xmlns:pic="http://schemas.openxmlformats.org/drawingml/2006/picture">
                   <pic:nvPicPr>
-                    <pic:cNvPr id="6" name="Imagen 6" descr="Molde técnico del delantero de una blusa infantil con cuello marinero, en el que se indican medidas específicas para escote, hombro, sisa, bolsillo, largo y ancho de la prenda, acompañado de referencias numéricas que guían el trazado y la construcción del patrón."/>
+                    <pic:cNvPr id="1" name="Imagen 1" descr="Molde técnico del delantero de una blusa infantil con cuello marinero, en el que se indican medidas específicas para escote, hombro, sisa, bolsillo, largo y ancho de la prenda, acompañado de referencias numéricas que guían el trazado y la construcción del patrón."/>
                     <pic:cNvPicPr>
                       <a:picLocks noChangeAspect="1" noChangeArrowheads="1"/>
                     </pic:cNvPicPr>
@@ -2910,7 +2940,7 @@
                   <pic:spPr bwMode="auto">
                     <a:xfrm>
                       <a:off x="0" y="0"/>
-                      <a:ext cx="2504733" cy="4032621"/>
+                      <a:ext cx="3362325" cy="5829300"/>
                     </a:xfrm>
                     <a:prstGeom prst="rect">
                       <a:avLst/>
@@ -2940,6 +2970,14 @@
     </w:p>
     <w:p>
       <w:pPr>
+        <w:jc w:val="center"/>
+        <w:rPr>
+          <w:lang w:eastAsia="es-CO"/>
+        </w:rPr>
+      </w:pPr>
+    </w:p>
+    <w:p>
+      <w:pPr>
         <w:rPr>
           <w:b/>
           <w:bCs/>
@@ -2952,6 +2990,7 @@
           <w:bCs/>
           <w:lang w:eastAsia="es-CO"/>
         </w:rPr>
+        <w:lastRenderedPageBreak/>
         <w:t>Paso 2. Despiece del delantero</w:t>
       </w:r>
     </w:p>
@@ -2993,20 +3032,6 @@
     <w:p>
       <w:pPr>
         <w:rPr>
-          <w:lang w:eastAsia="es-CO"/>
-        </w:rPr>
-      </w:pPr>
-    </w:p>
-    <w:p>
-      <w:pPr>
-        <w:rPr>
-          <w:lang w:eastAsia="es-CO"/>
-        </w:rPr>
-      </w:pPr>
-    </w:p>
-    <w:p>
-      <w:pPr>
-        <w:rPr>
           <w:b/>
           <w:bCs/>
           <w:lang w:eastAsia="es-CO"/>
@@ -3018,7 +3043,6 @@
           <w:bCs/>
           <w:lang w:eastAsia="es-CO"/>
         </w:rPr>
-        <w:lastRenderedPageBreak/>
         <w:t>B. Línea de centro delantero</w:t>
       </w:r>
     </w:p>
@@ -3269,6 +3293,7 @@
         <w:rPr>
           <w:lang w:eastAsia="es-CO"/>
         </w:rPr>
+        <w:lastRenderedPageBreak/>
         <w:t xml:space="preserve">Definición en confección de </w:t>
       </w:r>
       <w:proofErr w:type="spellStart"/>
@@ -3288,14 +3313,6 @@
     </w:p>
     <w:p>
       <w:pPr>
-        <w:ind w:firstLine="0"/>
-        <w:rPr>
-          <w:lang w:eastAsia="es-CO"/>
-        </w:rPr>
-      </w:pPr>
-    </w:p>
-    <w:p>
-      <w:pPr>
         <w:pStyle w:val="Figura"/>
         <w:rPr>
           <w:lang w:val="es-419"/>
@@ -3305,7 +3322,6 @@
         <w:rPr>
           <w:lang w:val="es-419"/>
         </w:rPr>
-        <w:lastRenderedPageBreak/>
         <w:t>Trazo del despiece</w:t>
       </w:r>
     </w:p>
@@ -3441,6 +3457,24 @@
     </w:p>
     <w:p>
       <w:pPr>
+        <w:pStyle w:val="Prrafodelista"/>
+        <w:ind w:left="1080" w:firstLine="0"/>
+        <w:rPr>
+          <w:lang w:eastAsia="es-CO"/>
+        </w:rPr>
+      </w:pPr>
+    </w:p>
+    <w:p>
+      <w:pPr>
+        <w:pStyle w:val="Prrafodelista"/>
+        <w:ind w:left="1080" w:firstLine="0"/>
+        <w:rPr>
+          <w:lang w:eastAsia="es-CO"/>
+        </w:rPr>
+      </w:pPr>
+    </w:p>
+    <w:p>
+      <w:pPr>
         <w:rPr>
           <w:b/>
           <w:bCs/>
@@ -3453,6 +3487,7 @@
           <w:bCs/>
           <w:lang w:eastAsia="es-CO"/>
         </w:rPr>
+        <w:lastRenderedPageBreak/>
         <w:t>B. Escote</w:t>
       </w:r>
     </w:p>
@@ -3570,7 +3605,6 @@
         <w:rPr>
           <w:lang w:eastAsia="es-CO"/>
         </w:rPr>
-        <w:lastRenderedPageBreak/>
         <w:t>Trazar nuevamente la curva de la sisa, adaptándola a la modificación.</w:t>
       </w:r>
     </w:p>
@@ -3742,9 +3776,45 @@
     </w:p>
     <w:p>
       <w:pPr>
+        <w:rPr>
+          <w:lang w:eastAsia="es-CO"/>
+        </w:rPr>
+      </w:pPr>
+    </w:p>
+    <w:p>
+      <w:pPr>
+        <w:rPr>
+          <w:lang w:eastAsia="es-CO"/>
+        </w:rPr>
+      </w:pPr>
+    </w:p>
+    <w:p>
+      <w:pPr>
+        <w:rPr>
+          <w:lang w:eastAsia="es-CO"/>
+        </w:rPr>
+      </w:pPr>
+    </w:p>
+    <w:p>
+      <w:pPr>
+        <w:rPr>
+          <w:lang w:eastAsia="es-CO"/>
+        </w:rPr>
+      </w:pPr>
+    </w:p>
+    <w:p>
+      <w:pPr>
+        <w:rPr>
+          <w:lang w:eastAsia="es-CO"/>
+        </w:rPr>
+      </w:pPr>
+    </w:p>
+    <w:p>
+      <w:pPr>
         <w:pStyle w:val="Figura"/>
       </w:pPr>
       <w:r>
+        <w:lastRenderedPageBreak/>
         <w:t>Trazo del patrón de la espalda</w:t>
       </w:r>
     </w:p>
@@ -3841,7 +3911,6 @@
           <w:bCs/>
           <w:lang w:eastAsia="es-CO"/>
         </w:rPr>
-        <w:lastRenderedPageBreak/>
         <w:t>Paso 4. Trazo del cuello marinero</w:t>
       </w:r>
     </w:p>
@@ -4029,6 +4098,7 @@
         <w:rPr>
           <w:lang w:eastAsia="es-CO"/>
         </w:rPr>
+        <w:lastRenderedPageBreak/>
         <w:t>Esta línea será el inicio de la extensión del cuello o solapa.</w:t>
       </w:r>
     </w:p>
@@ -4211,7 +4281,6 @@
           <w:bCs/>
           <w:lang w:eastAsia="es-CO"/>
         </w:rPr>
-        <w:lastRenderedPageBreak/>
         <w:t>G. Revisión de líneas</w:t>
       </w:r>
     </w:p>
@@ -4253,9 +4322,45 @@
     </w:p>
     <w:p>
       <w:pPr>
+        <w:rPr>
+          <w:lang w:eastAsia="es-CO"/>
+        </w:rPr>
+      </w:pPr>
+    </w:p>
+    <w:p>
+      <w:pPr>
+        <w:rPr>
+          <w:lang w:eastAsia="es-CO"/>
+        </w:rPr>
+      </w:pPr>
+    </w:p>
+    <w:p>
+      <w:pPr>
+        <w:rPr>
+          <w:lang w:eastAsia="es-CO"/>
+        </w:rPr>
+      </w:pPr>
+    </w:p>
+    <w:p>
+      <w:pPr>
+        <w:rPr>
+          <w:lang w:eastAsia="es-CO"/>
+        </w:rPr>
+      </w:pPr>
+    </w:p>
+    <w:p>
+      <w:pPr>
+        <w:rPr>
+          <w:lang w:eastAsia="es-CO"/>
+        </w:rPr>
+      </w:pPr>
+    </w:p>
+    <w:p>
+      <w:pPr>
         <w:pStyle w:val="Figura"/>
       </w:pPr>
       <w:r>
+        <w:lastRenderedPageBreak/>
         <w:t>Trazo del patrón del cuello marinero</w:t>
       </w:r>
     </w:p>
@@ -4272,10 +4377,10 @@
           <w:lang w:eastAsia="es-CO"/>
         </w:rPr>
         <w:drawing>
-          <wp:inline distT="0" distB="0" distL="0" distR="0" wp14:anchorId="381492D3" wp14:editId="03BDABAF">
+          <wp:inline distT="0" distB="0" distL="0" distR="0" wp14:anchorId="19FD8465" wp14:editId="42380971">
             <wp:extent cx="3505200" cy="4181475"/>
             <wp:effectExtent l="0" t="0" r="0" b="9525"/>
-            <wp:docPr id="11" name="Imagen 11" descr="Molde técnico de la manga infantil con transformación al estilo marinero, donde se indican medidas y ajustes específicos en la copa, el largo y las inclinaciones laterales, señalados con líneas y valores que orientan el trazado de la pieza."/>
+            <wp:docPr id="2" name="Imagen 2" descr="Molde técnico del cuello marinero, donde se indican medidas y ajustes específicos en la copa, el largo y las inclinaciones laterales, señalados con líneas y valores que orientan el trazado de la pieza."/>
             <wp:cNvGraphicFramePr>
               <a:graphicFrameLocks xmlns:a="http://schemas.openxmlformats.org/drawingml/2006/main" noChangeAspect="1"/>
             </wp:cNvGraphicFramePr>
@@ -4283,7 +4388,7 @@
               <a:graphicData uri="http://schemas.openxmlformats.org/drawingml/2006/picture">
                 <pic:pic xmlns:pic="http://schemas.openxmlformats.org/drawingml/2006/picture">
                   <pic:nvPicPr>
-                    <pic:cNvPr id="11" name="Imagen 11" descr="Molde técnico de la manga infantil con transformación al estilo marinero, donde se indican medidas y ajustes específicos en la copa, el largo y las inclinaciones laterales, señalados con líneas y valores que orientan el trazado de la pieza."/>
+                    <pic:cNvPr id="2" name="Imagen 2" descr="Molde técnico del cuello marinero, donde se indican medidas y ajustes específicos en la copa, el largo y las inclinaciones laterales, señalados con líneas y valores que orientan el trazado de la pieza."/>
                     <pic:cNvPicPr>
                       <a:picLocks noChangeAspect="1" noChangeArrowheads="1"/>
                     </pic:cNvPicPr>
@@ -4334,22 +4439,6 @@
     </w:p>
     <w:p>
       <w:pPr>
-        <w:jc w:val="center"/>
-        <w:rPr>
-          <w:lang w:eastAsia="es-CO"/>
-        </w:rPr>
-      </w:pPr>
-    </w:p>
-    <w:p>
-      <w:pPr>
-        <w:jc w:val="center"/>
-        <w:rPr>
-          <w:lang w:eastAsia="es-CO"/>
-        </w:rPr>
-      </w:pPr>
-    </w:p>
-    <w:p>
-      <w:pPr>
         <w:rPr>
           <w:b/>
           <w:bCs/>
@@ -4362,8 +4451,15 @@
           <w:bCs/>
           <w:lang w:eastAsia="es-CO"/>
         </w:rPr>
-        <w:lastRenderedPageBreak/>
-        <w:t>Paso 5. Trazo de la manga</w:t>
+        <w:t xml:space="preserve">Paso 5. </w:t>
+      </w:r>
+      <w:r>
+        <w:rPr>
+          <w:b/>
+          <w:bCs/>
+          <w:lang w:eastAsia="es-CO"/>
+        </w:rPr>
+        <w:t>Trazo lateral del cuello marinero</w:t>
       </w:r>
     </w:p>
     <w:p>
@@ -4469,6 +4565,7 @@
         <w:rPr>
           <w:lang w:eastAsia="es-CO"/>
         </w:rPr>
+        <w:lastRenderedPageBreak/>
         <w:t>Esta línea servirá como referencia para dar forma a la curva superior del cuello.</w:t>
       </w:r>
     </w:p>
@@ -4710,7 +4807,6 @@
           <w:bCs/>
           <w:lang w:eastAsia="es-CO"/>
         </w:rPr>
-        <w:lastRenderedPageBreak/>
         <w:t>F. Curvatura final</w:t>
       </w:r>
     </w:p>
@@ -4752,9 +4848,24 @@
     </w:p>
     <w:p>
       <w:pPr>
+        <w:rPr>
+          <w:lang w:eastAsia="es-CO"/>
+        </w:rPr>
+      </w:pPr>
+    </w:p>
+    <w:p>
+      <w:pPr>
+        <w:rPr>
+          <w:lang w:eastAsia="es-CO"/>
+        </w:rPr>
+      </w:pPr>
+    </w:p>
+    <w:p>
+      <w:pPr>
         <w:pStyle w:val="Figura"/>
       </w:pPr>
       <w:r>
+        <w:lastRenderedPageBreak/>
         <w:t>Trazo del patrón de la manga</w:t>
       </w:r>
     </w:p>
@@ -4771,10 +4882,10 @@
           <w:lang w:eastAsia="es-CO"/>
         </w:rPr>
         <w:drawing>
-          <wp:inline distT="0" distB="0" distL="0" distR="0" wp14:anchorId="46725328" wp14:editId="0D213177">
+          <wp:inline distT="0" distB="0" distL="0" distR="0" wp14:anchorId="46725328" wp14:editId="78D5704D">
             <wp:extent cx="3514725" cy="1104900"/>
             <wp:effectExtent l="0" t="0" r="9525" b="0"/>
-            <wp:docPr id="12" name="Imagen 12" descr="Molde técnico de una manga infantil en vista simétrica, con copa definida mediante curvas superiores ajustadas en 0.7 cm y referencias de altura central de 7 cm y 6 cm, que orientan la proporción y el armado de la pieza."/>
+            <wp:docPr id="12" name="Imagen 12" descr="Se presenta el trazo lateral del cuello marinero compuesto por una base recta, una línea central vertical que divide el patrón en dos partes y dos elevaciones superiores de 7 cm en el centro. En ambos extremos superiores se marca un punto a 0,7 cm para formar una curva suave hacia el centro. En la parte inferior se registra una caída de 6 cm, también medida desde la línea central. Los bordes laterales se inclinan ligeramente hacia adentro para ajustar la forma del cuello."/>
             <wp:cNvGraphicFramePr>
               <a:graphicFrameLocks xmlns:a="http://schemas.openxmlformats.org/drawingml/2006/main" noChangeAspect="1"/>
             </wp:cNvGraphicFramePr>
@@ -4782,7 +4893,7 @@
               <a:graphicData uri="http://schemas.openxmlformats.org/drawingml/2006/picture">
                 <pic:pic xmlns:pic="http://schemas.openxmlformats.org/drawingml/2006/picture">
                   <pic:nvPicPr>
-                    <pic:cNvPr id="12" name="Imagen 12" descr="Molde técnico de una manga infantil en vista simétrica, con copa definida mediante curvas superiores ajustadas en 0.7 cm y referencias de altura central de 7 cm y 6 cm, que orientan la proporción y el armado de la pieza."/>
+                    <pic:cNvPr id="12" name="Imagen 12" descr="Se presenta el trazo lateral del cuello marinero compuesto por una base recta, una línea central vertical que divide el patrón en dos partes y dos elevaciones superiores de 7 cm en el centro. En ambos extremos superiores se marca un punto a 0,7 cm para formar una curva suave hacia el centro. En la parte inferior se registra una caída de 6 cm, también medida desde la línea central. Los bordes laterales se inclinan ligeramente hacia adentro para ajustar la forma del cuello."/>
                     <pic:cNvPicPr>
                       <a:picLocks noChangeAspect="1" noChangeArrowheads="1"/>
                     </pic:cNvPicPr>
@@ -4897,38 +5008,9 @@
     </w:p>
     <w:p>
       <w:pPr>
-        <w:rPr>
-          <w:lang w:eastAsia="es-CO"/>
-        </w:rPr>
-      </w:pPr>
-    </w:p>
-    <w:p>
-      <w:pPr>
-        <w:rPr>
-          <w:lang w:eastAsia="es-CO"/>
-        </w:rPr>
-      </w:pPr>
-    </w:p>
-    <w:p>
-      <w:pPr>
-        <w:rPr>
-          <w:lang w:eastAsia="es-CO"/>
-        </w:rPr>
-      </w:pPr>
-    </w:p>
-    <w:p>
-      <w:pPr>
-        <w:rPr>
-          <w:lang w:val="es-419" w:eastAsia="es-CO"/>
-        </w:rPr>
-      </w:pPr>
-    </w:p>
-    <w:p>
-      <w:pPr>
         <w:pStyle w:val="Figura"/>
       </w:pPr>
       <w:r>
-        <w:lastRenderedPageBreak/>
         <w:t>Diseño de la blusa cuello bebé manga bombacha</w:t>
       </w:r>
     </w:p>
@@ -5015,6 +5097,7 @@
         <w:rPr>
           <w:lang w:eastAsia="es-CO"/>
         </w:rPr>
+        <w:lastRenderedPageBreak/>
         <w:t>A continuación, se presentan los pasos para el </w:t>
       </w:r>
       <w:r>
@@ -5064,31 +5147,9 @@
     </w:p>
     <w:p>
       <w:pPr>
-        <w:rPr>
-          <w:lang w:eastAsia="es-CO"/>
-        </w:rPr>
-      </w:pPr>
-    </w:p>
-    <w:p>
-      <w:pPr>
-        <w:rPr>
-          <w:lang w:eastAsia="es-CO"/>
-        </w:rPr>
-      </w:pPr>
-    </w:p>
-    <w:p>
-      <w:pPr>
-        <w:rPr>
-          <w:lang w:eastAsia="es-CO"/>
-        </w:rPr>
-      </w:pPr>
-    </w:p>
-    <w:p>
-      <w:pPr>
         <w:pStyle w:val="Figura"/>
       </w:pPr>
       <w:r>
-        <w:lastRenderedPageBreak/>
         <w:t>Trazo del patrón delantero de la blusa cuello bebé</w:t>
       </w:r>
     </w:p>
@@ -5170,6 +5231,7 @@
         <w:pStyle w:val="Tabla"/>
       </w:pPr>
       <w:r>
+        <w:lastRenderedPageBreak/>
         <w:t>Proceso de trazado del delantero</w:t>
       </w:r>
     </w:p>
@@ -5404,7 +5466,6 @@
                 <w:b/>
                 <w:bCs/>
               </w:rPr>
-              <w:lastRenderedPageBreak/>
               <w:t>4</w:t>
             </w:r>
           </w:p>
@@ -5520,11 +5581,15 @@
         <w:t> y trasladando las medidas correspondientes al ancho de hombros, sisa y largo de la prenda. Es importante mantener la proporción con el delantero para garantizar el calce adecuado. El escote posterior se dibuja ligeramente más alto y cerrado que el delantero, lo cual permite un mejor ajuste y comodidad en la zona del cuello.</w:t>
       </w:r>
     </w:p>
+    <w:p/>
+    <w:p/>
+    <w:p/>
     <w:p>
       <w:pPr>
         <w:pStyle w:val="Figura"/>
       </w:pPr>
       <w:r>
+        <w:lastRenderedPageBreak/>
         <w:t>Trazo del patrón de la espalda blusa cuello bebé</w:t>
       </w:r>
     </w:p>
@@ -5612,7 +5677,6 @@
         <w:rPr>
           <w:lang w:eastAsia="es-CO"/>
         </w:rPr>
-        <w:lastRenderedPageBreak/>
         <w:t>Proceso del trazado de la espalda</w:t>
       </w:r>
     </w:p>
@@ -5948,6 +6012,7 @@
                 <w:b/>
                 <w:bCs/>
               </w:rPr>
+              <w:lastRenderedPageBreak/>
               <w:t>6</w:t>
             </w:r>
           </w:p>
@@ -6048,27 +6113,6 @@
     </w:p>
     <w:p>
       <w:pPr>
-        <w:rPr>
-          <w:lang w:eastAsia="es-CO"/>
-        </w:rPr>
-      </w:pPr>
-    </w:p>
-    <w:p>
-      <w:pPr>
-        <w:rPr>
-          <w:lang w:eastAsia="es-CO"/>
-        </w:rPr>
-      </w:pPr>
-    </w:p>
-    <w:p>
-      <w:pPr>
-        <w:rPr>
-          <w:lang w:eastAsia="es-CO"/>
-        </w:rPr>
-      </w:pPr>
-    </w:p>
-    <w:p>
-      <w:pPr>
         <w:pStyle w:val="Figura"/>
         <w:rPr>
           <w:lang w:val="es-419"/>
@@ -6078,7 +6122,6 @@
         <w:rPr>
           <w:lang w:val="es-419"/>
         </w:rPr>
-        <w:lastRenderedPageBreak/>
         <w:t>Trazo del patrón de la manga</w:t>
       </w:r>
     </w:p>
@@ -6184,8 +6227,8 @@
           <w:lang w:val="es-419" w:eastAsia="es-CO"/>
         </w:rPr>
         <w:drawing>
-          <wp:inline distT="0" distB="0" distL="0" distR="0" wp14:anchorId="5EF14FF9" wp14:editId="5C9426FA">
-            <wp:extent cx="3695700" cy="1543050"/>
+          <wp:inline distT="0" distB="0" distL="0" distR="0" wp14:anchorId="5EF14FF9" wp14:editId="1CB4EBB2">
+            <wp:extent cx="2869325" cy="1198017"/>
             <wp:effectExtent l="0" t="0" r="0" b="0"/>
             <wp:docPr id="18" name="Imagen 18" descr="Molde rectangular correspondiente a una pieza auxiliar infantil, con medidas de 20 cm de largo, 1.5 cm de ancho y referencia de 9 cm en uno de sus extremos, destinado a complementar el diseño de la prenda."/>
             <wp:cNvGraphicFramePr>
@@ -6216,7 +6259,7 @@
                   <pic:spPr bwMode="auto">
                     <a:xfrm>
                       <a:off x="0" y="0"/>
-                      <a:ext cx="3695700" cy="1543050"/>
+                      <a:ext cx="2877945" cy="1201616"/>
                     </a:xfrm>
                     <a:prstGeom prst="rect">
                       <a:avLst/>
@@ -6255,6 +6298,7 @@
         <w:rPr>
           <w:lang w:val="es-419" w:eastAsia="es-CO"/>
         </w:rPr>
+        <w:lastRenderedPageBreak/>
         <w:t>Proceso de trazado de la manga</w:t>
       </w:r>
     </w:p>
@@ -6440,7 +6484,6 @@
                 <w:b/>
                 <w:bCs/>
               </w:rPr>
-              <w:lastRenderedPageBreak/>
               <w:t>3</w:t>
             </w:r>
           </w:p>
@@ -6671,29 +6714,15 @@
         <w:rPr>
           <w:lang w:eastAsia="es-CO"/>
         </w:rPr>
-        <w:t>, marcando primero la base de apoyo y luego el contorno redondeado que lo distingue. El molde se desarrolla de manera simétrica para asegurar equilibrio en ambos lados de la prenda.</w:t>
-      </w:r>
-    </w:p>
-    <w:p>
-      <w:pPr>
-        <w:rPr>
-          <w:lang w:eastAsia="es-CO"/>
-        </w:rPr>
-      </w:pPr>
-    </w:p>
-    <w:p>
-      <w:pPr>
-        <w:rPr>
-          <w:lang w:eastAsia="es-CO"/>
-        </w:rPr>
-      </w:pPr>
-    </w:p>
-    <w:p>
-      <w:pPr>
-        <w:rPr>
-          <w:lang w:eastAsia="es-CO"/>
-        </w:rPr>
-      </w:pPr>
+        <w:t xml:space="preserve">, marcando primero la base de apoyo y luego el </w:t>
+      </w:r>
+      <w:r>
+        <w:rPr>
+          <w:lang w:eastAsia="es-CO"/>
+        </w:rPr>
+        <w:lastRenderedPageBreak/>
+        <w:t>contorno redondeado que lo distingue. El molde se desarrolla de manera simétrica para asegurar equilibrio en ambos lados de la prenda.</w:t>
+      </w:r>
     </w:p>
     <w:p>
       <w:pPr>
@@ -6703,7 +6732,6 @@
         </w:rPr>
       </w:pPr>
       <w:r>
-        <w:lastRenderedPageBreak/>
         <w:t>Trazo del molde del cuello bebé</w:t>
       </w:r>
     </w:p>
@@ -6952,7 +6980,11 @@
               <w:pStyle w:val="TextoTablas"/>
             </w:pPr>
             <w:r>
-              <w:t>Desde el escote delantero y trasero marcar 9 cm hacia el interior para definir la base del cuello.</w:t>
+              <w:t xml:space="preserve">Desde el escote delantero y trasero marcar 9 cm hacia el </w:t>
+            </w:r>
+            <w:r>
+              <w:lastRenderedPageBreak/>
+              <w:t>interior para definir la base del cuello.</w:t>
             </w:r>
           </w:p>
         </w:tc>
@@ -7193,13 +7225,7 @@
     </w:p>
     <w:p>
       <w:pPr>
-        <w:rPr>
-          <w:lang w:eastAsia="es-CO"/>
-        </w:rPr>
-      </w:pPr>
-    </w:p>
-    <w:p>
-      <w:pPr>
+        <w:ind w:firstLine="0"/>
         <w:rPr>
           <w:lang w:eastAsia="es-CO"/>
         </w:rPr>
@@ -7577,7 +7603,21 @@
               <w:pStyle w:val="TextoTablas"/>
             </w:pPr>
             <w:r>
-              <w:t>Altura de bolsillo = 9 cm Ancho de bolsillo = 9 cm.</w:t>
+              <w:t>Altura de bolsillo = 9 cm</w:t>
+            </w:r>
+            <w:r>
+              <w:t>.</w:t>
+            </w:r>
+            <w:r>
+              <w:t xml:space="preserve"> </w:t>
+            </w:r>
+          </w:p>
+          <w:p>
+            <w:pPr>
+              <w:pStyle w:val="TextoTablas"/>
+            </w:pPr>
+            <w:r>
+              <w:t>Ancho de bolsillo = 9 cm.</w:t>
             </w:r>
           </w:p>
         </w:tc>
@@ -7833,9 +7873,9 @@
           <w:lang w:val="es-419" w:eastAsia="es-CO"/>
         </w:rPr>
         <w:drawing>
-          <wp:inline distT="0" distB="0" distL="0" distR="0" wp14:anchorId="31D1D9C8" wp14:editId="48CB867E">
-            <wp:extent cx="2809534" cy="3957850"/>
-            <wp:effectExtent l="0" t="0" r="6350" b="0"/>
+          <wp:inline distT="0" distB="0" distL="0" distR="0" wp14:anchorId="31D1D9C8" wp14:editId="6CC45480">
+            <wp:extent cx="3715534" cy="5234151"/>
+            <wp:effectExtent l="0" t="0" r="0" b="0"/>
             <wp:docPr id="21" name="Imagen 21" descr="Molde técnico del delantero de una chaqueta infantil con cuello camisero. Presenta medidas específicas para el escote, hombro, sisa y línea de abotonadura, además de la ubicación del bolsillo aplicado de 9 × 9 cm, señalado con referencias numéricas que guían el trazado del patrón."/>
             <wp:cNvGraphicFramePr>
               <a:graphicFrameLocks xmlns:a="http://schemas.openxmlformats.org/drawingml/2006/main" noChangeAspect="1"/>
@@ -7863,7 +7903,7 @@
                   <pic:spPr bwMode="auto">
                     <a:xfrm>
                       <a:off x="0" y="0"/>
-                      <a:ext cx="2809534" cy="3957850"/>
+                      <a:ext cx="3720966" cy="5241804"/>
                     </a:xfrm>
                     <a:prstGeom prst="rect">
                       <a:avLst/>
@@ -7912,7 +7952,6 @@
     <w:p>
       <w:pPr>
         <w:ind w:firstLine="0"/>
-        <w:jc w:val="center"/>
         <w:rPr>
           <w:lang w:val="es-419" w:eastAsia="es-CO"/>
         </w:rPr>
@@ -7921,34 +7960,6 @@
     <w:p>
       <w:pPr>
         <w:ind w:firstLine="0"/>
-        <w:jc w:val="center"/>
-        <w:rPr>
-          <w:lang w:val="es-419" w:eastAsia="es-CO"/>
-        </w:rPr>
-      </w:pPr>
-    </w:p>
-    <w:p>
-      <w:pPr>
-        <w:ind w:firstLine="0"/>
-        <w:jc w:val="center"/>
-        <w:rPr>
-          <w:lang w:val="es-419" w:eastAsia="es-CO"/>
-        </w:rPr>
-      </w:pPr>
-    </w:p>
-    <w:p>
-      <w:pPr>
-        <w:ind w:firstLine="0"/>
-        <w:jc w:val="center"/>
-        <w:rPr>
-          <w:lang w:val="es-419" w:eastAsia="es-CO"/>
-        </w:rPr>
-      </w:pPr>
-    </w:p>
-    <w:p>
-      <w:pPr>
-        <w:ind w:firstLine="0"/>
-        <w:jc w:val="center"/>
         <w:rPr>
           <w:lang w:val="es-419" w:eastAsia="es-CO"/>
         </w:rPr>
@@ -8840,8 +8851,8 @@
           <w:lang w:val="es-419" w:eastAsia="es-CO"/>
         </w:rPr>
         <w:drawing>
-          <wp:inline distT="0" distB="0" distL="0" distR="0" wp14:anchorId="3C3D6237" wp14:editId="35F11AA4">
-            <wp:extent cx="2809499" cy="3166281"/>
+          <wp:inline distT="0" distB="0" distL="0" distR="0" wp14:anchorId="3C3D6237" wp14:editId="7485813E">
+            <wp:extent cx="3373821" cy="3802267"/>
             <wp:effectExtent l="0" t="0" r="0" b="0"/>
             <wp:docPr id="23" name="Imagen 23" descr="Molde técnico de manga infantil con copa alta y base ancha, dividido en secciones mediante líneas de referencia verticales y horizontales. Se indican medidas de 9 cm y 11 cm en la parte inferior para ajustar la amplitud entre el delantero y el posterior de la manga."/>
             <wp:cNvGraphicFramePr>
@@ -8870,7 +8881,7 @@
                   <pic:spPr bwMode="auto">
                     <a:xfrm>
                       <a:off x="0" y="0"/>
-                      <a:ext cx="2809875" cy="3166705"/>
+                      <a:ext cx="3376092" cy="3804826"/>
                     </a:xfrm>
                     <a:prstGeom prst="rect">
                       <a:avLst/>
@@ -8906,13 +8917,6 @@
         </w:rPr>
         <w:t>Fuente: SENA, (2021)</w:t>
       </w:r>
-    </w:p>
-    <w:p>
-      <w:pPr>
-        <w:rPr>
-          <w:lang w:val="es-419" w:eastAsia="es-CO"/>
-        </w:rPr>
-      </w:pPr>
     </w:p>
     <w:p>
       <w:pPr>
@@ -9050,7 +9054,7 @@
         <w:tblLayout w:type="fixed"/>
         <w:tblLook w:val="04A0" w:firstRow="1" w:lastRow="0" w:firstColumn="1" w:lastColumn="0" w:noHBand="0" w:noVBand="1"/>
         <w:tblCaption w:val="Tabla 8.Proceso de trazado del cuello camisero"/>
-        <w:tblDescription w:val="Tabla con seis pasos para el trazado del puño infantil, que establece las fórmulas y medidas junto con el procedimiento: construcción del rectángulo base, marcación de alturas superior, intermedia y derecha, trazado de curva inferior punteada, definición de la curva superior y verificación final de la forma inclinada del puño."/>
+        <w:tblDescription w:val="Tabla con seis pasos para el trazado del cuello camisero, que establece las fórmulas y medidas junto con el procedimiento: construcción del rectángulo base, marcación de alturas superior, intermedia y derecha, trazado de curva inferior punteada, definición de la curva superior y verificación final de la forma inclinada del puño."/>
       </w:tblPr>
       <w:tblGrid>
         <w:gridCol w:w="1271"/>
@@ -9149,7 +9153,7 @@
               <w:pStyle w:val="TextoTablas"/>
             </w:pPr>
             <w:r>
-              <w:t>Construir un rectángulo con el ancho del contorno de muñeca y el alto deseado del puño.</w:t>
+              <w:t>Construir un rectángulo con el ancho total del escote y el alto deseado para el cuello según diseño.</w:t>
             </w:r>
           </w:p>
         </w:tc>
@@ -9351,11 +9355,11 @@
               <w:pStyle w:val="TextoTablas"/>
             </w:pPr>
             <w:r>
-              <w:t xml:space="preserve">Dibujar una línea curva descendente desde la marca de 2 cm en el lado </w:t>
+              <w:t xml:space="preserve">Dibujar una línea curva descendente desde la </w:t>
             </w:r>
             <w:r>
               <w:lastRenderedPageBreak/>
-              <w:t>izquierdo hasta el punto inferior derecho.</w:t>
+              <w:t>marca de 2 cm en el lado izquierdo hasta el punto inferior derecho.</w:t>
             </w:r>
           </w:p>
         </w:tc>
@@ -10289,10 +10293,10 @@
           <w:lang w:val="es-419" w:eastAsia="es-CO"/>
         </w:rPr>
         <w:drawing>
-          <wp:inline distT="0" distB="0" distL="0" distR="0" wp14:anchorId="6618DBF9" wp14:editId="0E2EDF6C">
+          <wp:inline distT="0" distB="0" distL="0" distR="0" wp14:anchorId="7C4925DA" wp14:editId="11C2DF91">
             <wp:extent cx="3638550" cy="3838575"/>
             <wp:effectExtent l="0" t="0" r="0" b="9525"/>
-            <wp:docPr id="31" name="Imagen 31" descr="Molde técnico de blusa infantil con manga raglán integrada. Presenta referencias de medidas en hombro, escote, sisa, largo de manga y bolsillos de 10 × 10 cm, además de ajustes de 1.5 cm en varios puntos, con líneas guías que estructuran la unión entre cuerpo y manga."/>
+            <wp:docPr id="4" name="Imagen 4" descr="Molde técnico de blusa infantil con manga raglán integrada. Presenta referencias de medidas en hombro, escote, sisa, largo de manga y bolsillos de 10 × 10 cm, además de ajustes de 1.5 cm en varios puntos, con líneas guías que estructuran la unión entre cuerpo y manga."/>
             <wp:cNvGraphicFramePr>
               <a:graphicFrameLocks xmlns:a="http://schemas.openxmlformats.org/drawingml/2006/main" noChangeAspect="1"/>
             </wp:cNvGraphicFramePr>
@@ -10300,7 +10304,7 @@
               <a:graphicData uri="http://schemas.openxmlformats.org/drawingml/2006/picture">
                 <pic:pic xmlns:pic="http://schemas.openxmlformats.org/drawingml/2006/picture">
                   <pic:nvPicPr>
-                    <pic:cNvPr id="31" name="Imagen 31" descr="Molde técnico de blusa infantil con manga raglán integrada. Presenta referencias de medidas en hombro, escote, sisa, largo de manga y bolsillos de 10 × 10 cm, además de ajustes de 1.5 cm en varios puntos, con líneas guías que estructuran la unión entre cuerpo y manga."/>
+                    <pic:cNvPr id="4" name="Imagen 4" descr="Molde técnico de blusa infantil con manga raglán integrada. Presenta referencias de medidas en hombro, escote, sisa, largo de manga y bolsillos de 10 × 10 cm, además de ajustes de 1.5 cm en varios puntos, con líneas guías que estructuran la unión entre cuerpo y manga."/>
                     <pic:cNvPicPr>
                       <a:picLocks noChangeAspect="1" noChangeArrowheads="1"/>
                     </pic:cNvPicPr>
@@ -10940,10 +10944,19 @@
     </w:p>
     <w:p>
       <w:pPr>
+        <w:ind w:firstLine="0"/>
+        <w:rPr>
+          <w:lang w:val="es-419" w:eastAsia="es-CO"/>
+        </w:rPr>
+      </w:pPr>
+    </w:p>
+    <w:p>
+      <w:pPr>
         <w:pStyle w:val="Ttulo2"/>
       </w:pPr>
       <w:bookmarkStart w:id="6" w:name="_Toc213707722"/>
       <w:r>
+        <w:lastRenderedPageBreak/>
         <w:t>Jardinera para niña</w:t>
       </w:r>
       <w:bookmarkEnd w:id="6"/>
@@ -10958,14 +10971,7 @@
         <w:rPr>
           <w:lang w:eastAsia="es-CO"/>
         </w:rPr>
-        <w:t xml:space="preserve">Es una prenda infantil práctica y versátil, compuesta por un peto delantero, tirantes que se cruzan o sujetan en la parte superior, y un pantalón o falda integrada. Su </w:t>
-      </w:r>
-      <w:r>
-        <w:rPr>
-          <w:lang w:eastAsia="es-CO"/>
-        </w:rPr>
-        <w:lastRenderedPageBreak/>
-        <w:t>diseño permite libertad de movimiento y resulta ideal para el uso cotidiano, ya que combina resistencia y comodidad. Además, admite múltiples variaciones en bolsillos, botones o tiras ajustables, lo que la convierte en una prenda funcional y adaptable a diferentes estilos y ocasiones.</w:t>
+        <w:t>Es una prenda infantil práctica y versátil, compuesta por un peto delantero, tirantes que se cruzan o sujetan en la parte superior, y un pantalón o falda integrada. Su diseño permite libertad de movimiento y resulta ideal para el uso cotidiano, ya que combina resistencia y comodidad. Además, admite múltiples variaciones en bolsillos, botones o tiras ajustables, lo que la convierte en una prenda funcional y adaptable a diferentes estilos y ocasiones.</w:t>
       </w:r>
     </w:p>
     <w:p>
@@ -11079,27 +11085,6 @@
     <w:p>
       <w:pPr>
         <w:rPr>
-          <w:lang w:eastAsia="es-CO"/>
-        </w:rPr>
-      </w:pPr>
-    </w:p>
-    <w:p>
-      <w:pPr>
-        <w:rPr>
-          <w:lang w:eastAsia="es-CO"/>
-        </w:rPr>
-      </w:pPr>
-    </w:p>
-    <w:p>
-      <w:pPr>
-        <w:rPr>
-          <w:lang w:eastAsia="es-CO"/>
-        </w:rPr>
-      </w:pPr>
-    </w:p>
-    <w:p>
-      <w:pPr>
-        <w:rPr>
           <w:b/>
           <w:bCs/>
           <w:lang w:eastAsia="es-CO"/>
@@ -11776,7 +11761,23 @@
           <w:lang w:eastAsia="es-CO"/>
         </w:rPr>
         <w:lastRenderedPageBreak/>
-        <w:t>Paso 2. Trazó del patrón del posterior</w:t>
+        <w:t>Paso 2. Traz</w:t>
+      </w:r>
+      <w:r>
+        <w:rPr>
+          <w:b/>
+          <w:bCs/>
+          <w:lang w:eastAsia="es-CO"/>
+        </w:rPr>
+        <w:t>o</w:t>
+      </w:r>
+      <w:r>
+        <w:rPr>
+          <w:b/>
+          <w:bCs/>
+          <w:lang w:eastAsia="es-CO"/>
+        </w:rPr>
+        <w:t xml:space="preserve"> del patrón del posterior</w:t>
       </w:r>
     </w:p>
     <w:p>
@@ -12119,7 +12120,13 @@
               <w:pStyle w:val="TextoTablas"/>
             </w:pPr>
             <w:r>
-              <w:t>Amplitud lateral = +3 cm.</w:t>
+              <w:t>Amplitud lateral = +</w:t>
+            </w:r>
+            <w:r>
+              <w:t xml:space="preserve"> </w:t>
+            </w:r>
+            <w:r>
+              <w:t>3 cm.</w:t>
             </w:r>
           </w:p>
         </w:tc>
@@ -12420,7 +12427,33 @@
         <w:rPr>
           <w:lang w:val="es-419" w:eastAsia="es-CO"/>
         </w:rPr>
-        <w:t>Fuente: Donnanno, (2018)</w:t>
+        <w:t xml:space="preserve">Fuente: </w:t>
+      </w:r>
+      <w:proofErr w:type="spellStart"/>
+      <w:r>
+        <w:rPr>
+          <w:lang w:val="es-419" w:eastAsia="es-CO"/>
+        </w:rPr>
+        <w:t>Donnanno</w:t>
+      </w:r>
+      <w:proofErr w:type="spellEnd"/>
+      <w:r>
+        <w:rPr>
+          <w:lang w:val="es-419" w:eastAsia="es-CO"/>
+        </w:rPr>
+        <w:t>, (20</w:t>
+      </w:r>
+      <w:r>
+        <w:rPr>
+          <w:lang w:val="es-419" w:eastAsia="es-CO"/>
+        </w:rPr>
+        <w:t>21</w:t>
+      </w:r>
+      <w:r>
+        <w:rPr>
+          <w:lang w:val="es-419" w:eastAsia="es-CO"/>
+        </w:rPr>
+        <w:t>)</w:t>
       </w:r>
     </w:p>
     <w:p>
@@ -12474,10 +12507,10 @@
           <w:lang w:eastAsia="es-CO"/>
         </w:rPr>
         <w:drawing>
-          <wp:inline distT="0" distB="0" distL="0" distR="0" wp14:anchorId="70148329" wp14:editId="1FBD3B0C">
+          <wp:inline distT="0" distB="0" distL="0" distR="0" wp14:anchorId="70148329" wp14:editId="148ACF30">
             <wp:extent cx="3505038" cy="2838734"/>
             <wp:effectExtent l="0" t="0" r="0" b="0"/>
-            <wp:docPr id="33" name="Imagen 33"/>
+            <wp:docPr id="33" name="Imagen 33" descr="alt=&quot;Molde técnico del cuerpo superior femenino, compuesto por delantero y posterior con sus respectivas líneas de referencia: hombros, busto, cintura y costadillos. Incluye pinzas para ajuste en busto y cintura, además de piezas complementarias como vistas, todo organizado con indicaciones de corte al centro y al costado.&quot;"/>
             <wp:cNvGraphicFramePr>
               <a:graphicFrameLocks xmlns:a="http://schemas.openxmlformats.org/drawingml/2006/main" noChangeAspect="1"/>
             </wp:cNvGraphicFramePr>
@@ -12485,7 +12518,7 @@
               <a:graphicData uri="http://schemas.openxmlformats.org/drawingml/2006/picture">
                 <pic:pic xmlns:pic="http://schemas.openxmlformats.org/drawingml/2006/picture">
                   <pic:nvPicPr>
-                    <pic:cNvPr id="0" name="Picture 26"/>
+                    <pic:cNvPr id="33" name="Imagen 33" descr="alt=&quot;Molde técnico del cuerpo superior femenino, compuesto por delantero y posterior con sus respectivas líneas de referencia: hombros, busto, cintura y costadillos. Incluye pinzas para ajuste en busto y cintura, además de piezas complementarias como vistas, todo organizado con indicaciones de corte al centro y al costado.&quot;"/>
                     <pic:cNvPicPr>
                       <a:picLocks noChangeAspect="1" noChangeArrowheads="1"/>
                     </pic:cNvPicPr>
@@ -12545,7 +12578,19 @@
         <w:rPr>
           <w:lang w:eastAsia="es-CO"/>
         </w:rPr>
-        <w:t>, (2018)</w:t>
+        <w:t>, (20</w:t>
+      </w:r>
+      <w:r>
+        <w:rPr>
+          <w:lang w:eastAsia="es-CO"/>
+        </w:rPr>
+        <w:t>21</w:t>
+      </w:r>
+      <w:r>
+        <w:rPr>
+          <w:lang w:eastAsia="es-CO"/>
+        </w:rPr>
+        <w:t>)</w:t>
       </w:r>
     </w:p>
     <w:p>
@@ -13140,10 +13185,10 @@
           <w:lang w:eastAsia="es-CO"/>
         </w:rPr>
         <w:drawing>
-          <wp:inline distT="0" distB="0" distL="0" distR="0" wp14:anchorId="4C9B8877" wp14:editId="6F7EAA61">
+          <wp:inline distT="0" distB="0" distL="0" distR="0" wp14:anchorId="7720F8B7" wp14:editId="18638DD3">
             <wp:extent cx="2228850" cy="3648075"/>
             <wp:effectExtent l="0" t="0" r="0" b="9525"/>
-            <wp:docPr id="34" name="Imagen 34" descr="Molde técnico de manga infantil acompañado de cortes de transformación. Se observan tres secciones señaladas con líneas verticales de referencia, indicando repartición proporcional del ancho, además de la copa en la parte superior y las flechas que marcan la dirección del hilo de la tela."/>
+            <wp:docPr id="5" name="Imagen 5" descr="Molde técnico de manga infantil acompañado de cortes de transformación. Se observan tres secciones señaladas con líneas verticales de referencia, indicando repartición proporcional del ancho, además de la copa en la parte superior y las flechas que marcan la dirección del hilo de la tela."/>
             <wp:cNvGraphicFramePr>
               <a:graphicFrameLocks xmlns:a="http://schemas.openxmlformats.org/drawingml/2006/main" noChangeAspect="1"/>
             </wp:cNvGraphicFramePr>
@@ -13151,7 +13196,7 @@
               <a:graphicData uri="http://schemas.openxmlformats.org/drawingml/2006/picture">
                 <pic:pic xmlns:pic="http://schemas.openxmlformats.org/drawingml/2006/picture">
                   <pic:nvPicPr>
-                    <pic:cNvPr id="34" name="Imagen 34" descr="Molde técnico de manga infantil acompañado de cortes de transformación. Se observan tres secciones señaladas con líneas verticales de referencia, indicando repartición proporcional del ancho, además de la copa en la parte superior y las flechas que marcan la dirección del hilo de la tela."/>
+                    <pic:cNvPr id="5" name="Imagen 5" descr="Molde técnico de manga infantil acompañado de cortes de transformación. Se observan tres secciones señaladas con líneas verticales de referencia, indicando repartición proporcional del ancho, además de la copa en la parte superior y las flechas que marcan la dirección del hilo de la tela."/>
                     <pic:cNvPicPr>
                       <a:picLocks noChangeAspect="1" noChangeArrowheads="1"/>
                     </pic:cNvPicPr>
@@ -13211,7 +13256,19 @@
         <w:rPr>
           <w:lang w:val="es-419" w:eastAsia="es-CO"/>
         </w:rPr>
-        <w:t>, (2018)</w:t>
+        <w:t>, (20</w:t>
+      </w:r>
+      <w:r>
+        <w:rPr>
+          <w:lang w:val="es-419" w:eastAsia="es-CO"/>
+        </w:rPr>
+        <w:t>21</w:t>
+      </w:r>
+      <w:r>
+        <w:rPr>
+          <w:lang w:val="es-419" w:eastAsia="es-CO"/>
+        </w:rPr>
+        <w:t>)</w:t>
       </w:r>
     </w:p>
     <w:p>
@@ -13837,7 +13894,33 @@
         <w:rPr>
           <w:lang w:val="es-419" w:eastAsia="es-CO"/>
         </w:rPr>
-        <w:t>Fuente: Donnanno, (2018)</w:t>
+        <w:t xml:space="preserve">Fuente: </w:t>
+      </w:r>
+      <w:proofErr w:type="spellStart"/>
+      <w:r>
+        <w:rPr>
+          <w:lang w:val="es-419" w:eastAsia="es-CO"/>
+        </w:rPr>
+        <w:t>Donnanno</w:t>
+      </w:r>
+      <w:proofErr w:type="spellEnd"/>
+      <w:r>
+        <w:rPr>
+          <w:lang w:val="es-419" w:eastAsia="es-CO"/>
+        </w:rPr>
+        <w:t>, (20</w:t>
+      </w:r>
+      <w:r>
+        <w:rPr>
+          <w:lang w:val="es-419" w:eastAsia="es-CO"/>
+        </w:rPr>
+        <w:t>21</w:t>
+      </w:r>
+      <w:r>
+        <w:rPr>
+          <w:lang w:val="es-419" w:eastAsia="es-CO"/>
+        </w:rPr>
+        <w:t>)</w:t>
       </w:r>
     </w:p>
     <w:p>
@@ -13973,7 +14056,33 @@
         <w:rPr>
           <w:lang w:val="es-419" w:eastAsia="es-CO"/>
         </w:rPr>
-        <w:t>Fuente: Donnanno, (2018)</w:t>
+        <w:t xml:space="preserve">Fuente: </w:t>
+      </w:r>
+      <w:proofErr w:type="spellStart"/>
+      <w:r>
+        <w:rPr>
+          <w:lang w:val="es-419" w:eastAsia="es-CO"/>
+        </w:rPr>
+        <w:t>Donnanno</w:t>
+      </w:r>
+      <w:proofErr w:type="spellEnd"/>
+      <w:r>
+        <w:rPr>
+          <w:lang w:val="es-419" w:eastAsia="es-CO"/>
+        </w:rPr>
+        <w:t>, (20</w:t>
+      </w:r>
+      <w:r>
+        <w:rPr>
+          <w:lang w:val="es-419" w:eastAsia="es-CO"/>
+        </w:rPr>
+        <w:t>21</w:t>
+      </w:r>
+      <w:r>
+        <w:rPr>
+          <w:lang w:val="es-419" w:eastAsia="es-CO"/>
+        </w:rPr>
+        <w:t>)</w:t>
       </w:r>
     </w:p>
     <w:p>
@@ -14684,7 +14793,19 @@
         <w:rPr>
           <w:lang w:val="es-419" w:eastAsia="es-CO"/>
         </w:rPr>
-        <w:t>, (2018)</w:t>
+        <w:t>, (20</w:t>
+      </w:r>
+      <w:r>
+        <w:rPr>
+          <w:lang w:val="es-419" w:eastAsia="es-CO"/>
+        </w:rPr>
+        <w:t>21</w:t>
+      </w:r>
+      <w:r>
+        <w:rPr>
+          <w:lang w:val="es-419" w:eastAsia="es-CO"/>
+        </w:rPr>
+        <w:t>)</w:t>
       </w:r>
     </w:p>
     <w:p>
@@ -14785,7 +14906,19 @@
         <w:rPr>
           <w:lang w:eastAsia="es-CO"/>
         </w:rPr>
-        <w:t>, (2018)</w:t>
+        <w:t>, (20</w:t>
+      </w:r>
+      <w:r>
+        <w:rPr>
+          <w:lang w:eastAsia="es-CO"/>
+        </w:rPr>
+        <w:t>21</w:t>
+      </w:r>
+      <w:r>
+        <w:rPr>
+          <w:lang w:eastAsia="es-CO"/>
+        </w:rPr>
+        <w:t>)</w:t>
       </w:r>
     </w:p>
     <w:p>
@@ -15558,7 +15691,19 @@
         <w:rPr>
           <w:lang w:val="es-419"/>
         </w:rPr>
-        <w:t>, (2018)</w:t>
+        <w:t>, (20</w:t>
+      </w:r>
+      <w:r>
+        <w:rPr>
+          <w:lang w:val="es-419"/>
+        </w:rPr>
+        <w:t>21</w:t>
+      </w:r>
+      <w:r>
+        <w:rPr>
+          <w:lang w:val="es-419"/>
+        </w:rPr>
+        <w:t>)</w:t>
       </w:r>
     </w:p>
     <w:p>
@@ -15600,7 +15745,7 @@
     <w:tbl>
       <w:tblPr>
         <w:tblStyle w:val="SENA2"/>
-        <w:tblW w:w="8689" w:type="dxa"/>
+        <w:tblW w:w="9072" w:type="dxa"/>
         <w:tblInd w:w="562" w:type="dxa"/>
         <w:tblLayout w:type="fixed"/>
         <w:tblLook w:val="04A0" w:firstRow="1" w:lastRow="0" w:firstColumn="1" w:lastColumn="0" w:noHBand="0" w:noVBand="1"/>
@@ -15609,8 +15754,8 @@
       </w:tblPr>
       <w:tblGrid>
         <w:gridCol w:w="1271"/>
-        <w:gridCol w:w="4756"/>
-        <w:gridCol w:w="2662"/>
+        <w:gridCol w:w="3832"/>
+        <w:gridCol w:w="3969"/>
       </w:tblGrid>
       <w:tr>
         <w:trPr>
@@ -15632,7 +15777,7 @@
         </w:tc>
         <w:tc>
           <w:tcPr>
-            <w:tcW w:w="4756" w:type="dxa"/>
+            <w:tcW w:w="3832" w:type="dxa"/>
           </w:tcPr>
           <w:p>
             <w:pPr>
@@ -15645,7 +15790,7 @@
         </w:tc>
         <w:tc>
           <w:tcPr>
-            <w:tcW w:w="2662" w:type="dxa"/>
+            <w:tcW w:w="3969" w:type="dxa"/>
           </w:tcPr>
           <w:p>
             <w:pPr>
@@ -15674,86 +15819,78 @@
               </w:rPr>
             </w:pPr>
             <w:r>
+              <w:t>1</w:t>
+            </w:r>
+          </w:p>
+        </w:tc>
+        <w:tc>
+          <w:tcPr>
+            <w:tcW w:w="3832" w:type="dxa"/>
+          </w:tcPr>
+          <w:p>
+            <w:pPr>
+              <w:pStyle w:val="TextoTablas"/>
+            </w:pPr>
+            <w:r>
+              <w:t>Rectángulo base: ancho = mitad contorno de brazo + 4 cm, largo = largo de manga (20 - 24 cm en niña).</w:t>
+            </w:r>
+          </w:p>
+        </w:tc>
+        <w:tc>
+          <w:tcPr>
+            <w:tcW w:w="3969" w:type="dxa"/>
+          </w:tcPr>
+          <w:p>
+            <w:pPr>
+              <w:pStyle w:val="TextoTablas"/>
+            </w:pPr>
+            <w:r>
+              <w:t>Construir el rectángulo inicial y dividir en dos: delantero y trasero.</w:t>
+            </w:r>
+          </w:p>
+        </w:tc>
+      </w:tr>
+      <w:tr>
+        <w:tc>
+          <w:tcPr>
+            <w:tcW w:w="1271" w:type="dxa"/>
+          </w:tcPr>
+          <w:p>
+            <w:pPr>
+              <w:pStyle w:val="TextoTablas"/>
               <w:rPr>
                 <w:b/>
                 <w:bCs/>
               </w:rPr>
-              <w:t>1</w:t>
-            </w:r>
-          </w:p>
-        </w:tc>
-        <w:tc>
-          <w:tcPr>
-            <w:tcW w:w="4756" w:type="dxa"/>
-          </w:tcPr>
-          <w:p>
-            <w:pPr>
-              <w:pStyle w:val="TextoTablas"/>
-            </w:pPr>
-            <w:r>
-              <w:t>Rectángulo base: ancho = ½ contorno de busto + 4 cm, largo = talle (35 - 38 cm).</w:t>
-            </w:r>
-          </w:p>
-        </w:tc>
-        <w:tc>
-          <w:tcPr>
-            <w:tcW w:w="2662" w:type="dxa"/>
-          </w:tcPr>
-          <w:p>
-            <w:pPr>
-              <w:pStyle w:val="TextoTablas"/>
-            </w:pPr>
-            <w:r>
-              <w:t>Construir el rectángulo inicial, dividido en dos: delantero y trasero.</w:t>
-            </w:r>
-          </w:p>
-        </w:tc>
-      </w:tr>
-      <w:tr>
-        <w:tc>
-          <w:tcPr>
-            <w:tcW w:w="1271" w:type="dxa"/>
-          </w:tcPr>
-          <w:p>
-            <w:pPr>
-              <w:pStyle w:val="TextoTablas"/>
-              <w:rPr>
-                <w:b/>
-                <w:bCs/>
-              </w:rPr>
-            </w:pPr>
-            <w:r>
-              <w:rPr>
-                <w:b/>
-                <w:bCs/>
-              </w:rPr>
+            </w:pPr>
+            <w:r>
               <w:t>2</w:t>
             </w:r>
           </w:p>
         </w:tc>
         <w:tc>
           <w:tcPr>
-            <w:tcW w:w="4756" w:type="dxa"/>
-          </w:tcPr>
-          <w:p>
-            <w:pPr>
-              <w:pStyle w:val="TextoTablas"/>
-            </w:pPr>
-            <w:r>
-              <w:t>Escote delantero = 6 - 7 cm profundidad, 4 cm ancho.</w:t>
-            </w:r>
-          </w:p>
-        </w:tc>
-        <w:tc>
-          <w:tcPr>
-            <w:tcW w:w="2662" w:type="dxa"/>
-          </w:tcPr>
-          <w:p>
-            <w:pPr>
-              <w:pStyle w:val="TextoTablas"/>
-            </w:pPr>
-            <w:r>
-              <w:t>Dibujar la curva desde el punto superior hacia el centro delantero.</w:t>
+            <w:tcW w:w="3832" w:type="dxa"/>
+          </w:tcPr>
+          <w:p>
+            <w:pPr>
+              <w:pStyle w:val="TextoTablas"/>
+            </w:pPr>
+            <w:r>
+              <w:t>Línea de centro.</w:t>
+            </w:r>
+          </w:p>
+        </w:tc>
+        <w:tc>
+          <w:tcPr>
+            <w:tcW w:w="3969" w:type="dxa"/>
+          </w:tcPr>
+          <w:p>
+            <w:pPr>
+              <w:pStyle w:val="TextoTablas"/>
+            </w:pPr>
+            <w:r>
+              <w:t>Dibujar línea vertical en el centro del rectángulo como guía principal.</w:t>
             </w:r>
           </w:p>
         </w:tc>
@@ -15775,86 +15912,78 @@
               </w:rPr>
             </w:pPr>
             <w:r>
+              <w:t>3</w:t>
+            </w:r>
+          </w:p>
+        </w:tc>
+        <w:tc>
+          <w:tcPr>
+            <w:tcW w:w="3832" w:type="dxa"/>
+          </w:tcPr>
+          <w:p>
+            <w:pPr>
+              <w:pStyle w:val="TextoTablas"/>
+            </w:pPr>
+            <w:r>
+              <w:t>Altura de copa = 1,5 cm en trasero.</w:t>
+            </w:r>
+          </w:p>
+        </w:tc>
+        <w:tc>
+          <w:tcPr>
+            <w:tcW w:w="3969" w:type="dxa"/>
+          </w:tcPr>
+          <w:p>
+            <w:pPr>
+              <w:pStyle w:val="TextoTablas"/>
+            </w:pPr>
+            <w:r>
+              <w:t>Marcar 1,5 cm hacia arriba en la parte trasera.</w:t>
+            </w:r>
+          </w:p>
+        </w:tc>
+      </w:tr>
+      <w:tr>
+        <w:tc>
+          <w:tcPr>
+            <w:tcW w:w="1271" w:type="dxa"/>
+          </w:tcPr>
+          <w:p>
+            <w:pPr>
+              <w:pStyle w:val="TextoTablas"/>
               <w:rPr>
                 <w:b/>
                 <w:bCs/>
               </w:rPr>
-              <w:t>3</w:t>
-            </w:r>
-          </w:p>
-        </w:tc>
-        <w:tc>
-          <w:tcPr>
-            <w:tcW w:w="4756" w:type="dxa"/>
-          </w:tcPr>
-          <w:p>
-            <w:pPr>
-              <w:pStyle w:val="TextoTablas"/>
-            </w:pPr>
-            <w:r>
-              <w:t>Escote trasero = 2,5 - 3 cm profundidad, 4 cm ancho.</w:t>
-            </w:r>
-          </w:p>
-        </w:tc>
-        <w:tc>
-          <w:tcPr>
-            <w:tcW w:w="2662" w:type="dxa"/>
-          </w:tcPr>
-          <w:p>
-            <w:pPr>
-              <w:pStyle w:val="TextoTablas"/>
-            </w:pPr>
-            <w:r>
-              <w:t>Dibujar la curva trasera menos profunda y más cerrada.</w:t>
-            </w:r>
-          </w:p>
-        </w:tc>
-      </w:tr>
-      <w:tr>
-        <w:tc>
-          <w:tcPr>
-            <w:tcW w:w="1271" w:type="dxa"/>
-          </w:tcPr>
-          <w:p>
-            <w:pPr>
-              <w:pStyle w:val="TextoTablas"/>
-              <w:rPr>
-                <w:b/>
-                <w:bCs/>
-              </w:rPr>
-            </w:pPr>
-            <w:r>
-              <w:rPr>
-                <w:b/>
-                <w:bCs/>
-              </w:rPr>
+            </w:pPr>
+            <w:r>
               <w:t>4</w:t>
             </w:r>
           </w:p>
         </w:tc>
         <w:tc>
           <w:tcPr>
-            <w:tcW w:w="4756" w:type="dxa"/>
-          </w:tcPr>
-          <w:p>
-            <w:pPr>
-              <w:pStyle w:val="TextoTablas"/>
-            </w:pPr>
-            <w:r>
-              <w:t>Hombro delantero = 4,5 cm inclinación desde línea superior.</w:t>
-            </w:r>
-          </w:p>
-        </w:tc>
-        <w:tc>
-          <w:tcPr>
-            <w:tcW w:w="2662" w:type="dxa"/>
-          </w:tcPr>
-          <w:p>
-            <w:pPr>
-              <w:pStyle w:val="TextoTablas"/>
-            </w:pPr>
-            <w:r>
-              <w:t>Marcar el hombro en diagonal, descendiendo hacia el escote.</w:t>
+            <w:tcW w:w="3832" w:type="dxa"/>
+          </w:tcPr>
+          <w:p>
+            <w:pPr>
+              <w:pStyle w:val="TextoTablas"/>
+            </w:pPr>
+            <w:r>
+              <w:t>Punto de copa delantera.</w:t>
+            </w:r>
+          </w:p>
+        </w:tc>
+        <w:tc>
+          <w:tcPr>
+            <w:tcW w:w="3969" w:type="dxa"/>
+          </w:tcPr>
+          <w:p>
+            <w:pPr>
+              <w:pStyle w:val="TextoTablas"/>
+            </w:pPr>
+            <w:r>
+              <w:t>Unir desde A1 hacia el punto marcado en el centro delantero con línea curva.</w:t>
             </w:r>
           </w:p>
         </w:tc>
@@ -15876,86 +16005,78 @@
               </w:rPr>
             </w:pPr>
             <w:r>
+              <w:t>5</w:t>
+            </w:r>
+          </w:p>
+        </w:tc>
+        <w:tc>
+          <w:tcPr>
+            <w:tcW w:w="3832" w:type="dxa"/>
+          </w:tcPr>
+          <w:p>
+            <w:pPr>
+              <w:pStyle w:val="TextoTablas"/>
+            </w:pPr>
+            <w:r>
+              <w:t>Curva trasera.</w:t>
+            </w:r>
+          </w:p>
+        </w:tc>
+        <w:tc>
+          <w:tcPr>
+            <w:tcW w:w="3969" w:type="dxa"/>
+          </w:tcPr>
+          <w:p>
+            <w:pPr>
+              <w:pStyle w:val="TextoTablas"/>
+            </w:pPr>
+            <w:r>
+              <w:t>Dibujar la curva desde A hasta D2 siguiendo la referencia de la copa trasera.</w:t>
+            </w:r>
+          </w:p>
+        </w:tc>
+      </w:tr>
+      <w:tr>
+        <w:tc>
+          <w:tcPr>
+            <w:tcW w:w="1271" w:type="dxa"/>
+          </w:tcPr>
+          <w:p>
+            <w:pPr>
+              <w:pStyle w:val="TextoTablas"/>
               <w:rPr>
                 <w:b/>
                 <w:bCs/>
               </w:rPr>
-              <w:t>5</w:t>
-            </w:r>
-          </w:p>
-        </w:tc>
-        <w:tc>
-          <w:tcPr>
-            <w:tcW w:w="4756" w:type="dxa"/>
-          </w:tcPr>
-          <w:p>
-            <w:pPr>
-              <w:pStyle w:val="TextoTablas"/>
-            </w:pPr>
-            <w:r>
-              <w:t>Hombro trasero = 3,5 cm inclinación desde línea superior.</w:t>
-            </w:r>
-          </w:p>
-        </w:tc>
-        <w:tc>
-          <w:tcPr>
-            <w:tcW w:w="2662" w:type="dxa"/>
-          </w:tcPr>
-          <w:p>
-            <w:pPr>
-              <w:pStyle w:val="TextoTablas"/>
-            </w:pPr>
-            <w:r>
-              <w:t>Marcar el hombro trasero en diagonal, menos inclinado que el delantero.</w:t>
-            </w:r>
-          </w:p>
-        </w:tc>
-      </w:tr>
-      <w:tr>
-        <w:tc>
-          <w:tcPr>
-            <w:tcW w:w="1271" w:type="dxa"/>
-          </w:tcPr>
-          <w:p>
-            <w:pPr>
-              <w:pStyle w:val="TextoTablas"/>
-              <w:rPr>
-                <w:b/>
-                <w:bCs/>
-              </w:rPr>
-            </w:pPr>
-            <w:r>
-              <w:rPr>
-                <w:b/>
-                <w:bCs/>
-              </w:rPr>
+            </w:pPr>
+            <w:r>
               <w:t>6</w:t>
             </w:r>
           </w:p>
         </w:tc>
         <w:tc>
           <w:tcPr>
-            <w:tcW w:w="4756" w:type="dxa"/>
-          </w:tcPr>
-          <w:p>
-            <w:pPr>
-              <w:pStyle w:val="TextoTablas"/>
-            </w:pPr>
-            <w:r>
-              <w:t>Sisa delantera = 11 - 12 cm de bajada desde línea de hombros.</w:t>
-            </w:r>
-          </w:p>
-        </w:tc>
-        <w:tc>
-          <w:tcPr>
-            <w:tcW w:w="2662" w:type="dxa"/>
-          </w:tcPr>
-          <w:p>
-            <w:pPr>
-              <w:pStyle w:val="TextoTablas"/>
-            </w:pPr>
-            <w:r>
-              <w:t>Dibujar curva pronunciada en el costado.</w:t>
+            <w:tcW w:w="3832" w:type="dxa"/>
+          </w:tcPr>
+          <w:p>
+            <w:pPr>
+              <w:pStyle w:val="TextoTablas"/>
+            </w:pPr>
+            <w:r>
+              <w:t>Curva delantera.</w:t>
+            </w:r>
+          </w:p>
+        </w:tc>
+        <w:tc>
+          <w:tcPr>
+            <w:tcW w:w="3969" w:type="dxa"/>
+          </w:tcPr>
+          <w:p>
+            <w:pPr>
+              <w:pStyle w:val="TextoTablas"/>
+            </w:pPr>
+            <w:r>
+              <w:t>Dibujar curva desde A1 hasta D1 para formar la copa delantera.</w:t>
             </w:r>
           </w:p>
         </w:tc>
@@ -15977,91 +16098,90 @@
               </w:rPr>
             </w:pPr>
             <w:r>
+              <w:t>7</w:t>
+            </w:r>
+          </w:p>
+        </w:tc>
+        <w:tc>
+          <w:tcPr>
+            <w:tcW w:w="3832" w:type="dxa"/>
+          </w:tcPr>
+          <w:p>
+            <w:pPr>
+              <w:pStyle w:val="TextoTablas"/>
+            </w:pPr>
+            <w:r>
+              <w:t>Laterales.</w:t>
+            </w:r>
+          </w:p>
+        </w:tc>
+        <w:tc>
+          <w:tcPr>
+            <w:tcW w:w="3969" w:type="dxa"/>
+          </w:tcPr>
+          <w:p>
+            <w:pPr>
+              <w:pStyle w:val="TextoTablas"/>
+            </w:pPr>
+            <w:r>
+              <w:t>Redibujar costados inclinados desde la base (B - B1 y C - C1) para dar forma al ancho inferior.</w:t>
+            </w:r>
+          </w:p>
+        </w:tc>
+      </w:tr>
+      <w:tr>
+        <w:tc>
+          <w:tcPr>
+            <w:tcW w:w="1271" w:type="dxa"/>
+          </w:tcPr>
+          <w:p>
+            <w:pPr>
+              <w:pStyle w:val="TextoTablas"/>
               <w:rPr>
                 <w:b/>
                 <w:bCs/>
               </w:rPr>
-              <w:t>7</w:t>
-            </w:r>
-          </w:p>
-        </w:tc>
-        <w:tc>
-          <w:tcPr>
-            <w:tcW w:w="4756" w:type="dxa"/>
-          </w:tcPr>
-          <w:p>
-            <w:pPr>
-              <w:pStyle w:val="TextoTablas"/>
-            </w:pPr>
-            <w:r>
-              <w:t>Sisa trasera = 10 - 11 cm de bajada desde línea de hombros.</w:t>
-            </w:r>
-          </w:p>
-        </w:tc>
-        <w:tc>
-          <w:tcPr>
-            <w:tcW w:w="2662" w:type="dxa"/>
-          </w:tcPr>
-          <w:p>
-            <w:pPr>
-              <w:pStyle w:val="TextoTablas"/>
-            </w:pPr>
-            <w:r>
-              <w:t>Dibujar curva trasera menos profunda.</w:t>
-            </w:r>
-          </w:p>
-        </w:tc>
-      </w:tr>
-      <w:tr>
-        <w:tc>
-          <w:tcPr>
-            <w:tcW w:w="1271" w:type="dxa"/>
-          </w:tcPr>
-          <w:p>
-            <w:pPr>
-              <w:pStyle w:val="TextoTablas"/>
-              <w:rPr>
-                <w:b/>
-                <w:bCs/>
-              </w:rPr>
-            </w:pPr>
-            <w:r>
-              <w:rPr>
-                <w:b/>
-                <w:bCs/>
-              </w:rPr>
+            </w:pPr>
+            <w:r>
               <w:t>8</w:t>
             </w:r>
           </w:p>
         </w:tc>
         <w:tc>
           <w:tcPr>
-            <w:tcW w:w="4756" w:type="dxa"/>
-          </w:tcPr>
-          <w:p>
-            <w:pPr>
-              <w:pStyle w:val="TextoTablas"/>
-            </w:pPr>
-            <w:r>
-              <w:t>Línea de busto.</w:t>
-            </w:r>
-          </w:p>
-        </w:tc>
-        <w:tc>
-          <w:tcPr>
-            <w:tcW w:w="2662" w:type="dxa"/>
-          </w:tcPr>
-          <w:p>
-            <w:pPr>
-              <w:pStyle w:val="TextoTablas"/>
-            </w:pPr>
-            <w:r>
-              <w:t>Marcar horizontal como guía proporcional en ambos moldes.</w:t>
+            <w:tcW w:w="3832" w:type="dxa"/>
+          </w:tcPr>
+          <w:p>
+            <w:pPr>
+              <w:pStyle w:val="TextoTablas"/>
+            </w:pPr>
+            <w:r>
+              <w:t>Revisión final.</w:t>
+            </w:r>
+          </w:p>
+        </w:tc>
+        <w:tc>
+          <w:tcPr>
+            <w:tcW w:w="3969" w:type="dxa"/>
+          </w:tcPr>
+          <w:p>
+            <w:pPr>
+              <w:pStyle w:val="TextoTablas"/>
+            </w:pPr>
+            <w:r>
+              <w:t>Es necesario confirmar que las curvas de copa delantera y trasera tengan diferencia (delantera más pronunciada, trasera más recta).</w:t>
             </w:r>
           </w:p>
         </w:tc>
       </w:tr>
     </w:tbl>
+    <w:p>
+      <w:pPr>
+        <w:rPr>
+          <w:lang w:val="es-419" w:eastAsia="es-CO"/>
+        </w:rPr>
+      </w:pPr>
+    </w:p>
     <w:p>
       <w:pPr>
         <w:rPr>
@@ -16176,7 +16296,19 @@
         <w:rPr>
           <w:lang w:val="es-419" w:eastAsia="es-CO"/>
         </w:rPr>
-        <w:t>, (2018)</w:t>
+        <w:t>, (</w:t>
+      </w:r>
+      <w:r>
+        <w:rPr>
+          <w:lang w:val="es-419" w:eastAsia="es-CO"/>
+        </w:rPr>
+        <w:t>2021</w:t>
+      </w:r>
+      <w:r>
+        <w:rPr>
+          <w:lang w:val="es-419" w:eastAsia="es-CO"/>
+        </w:rPr>
+        <w:t>)</w:t>
       </w:r>
     </w:p>
     <w:p>
@@ -16277,7 +16409,19 @@
         <w:rPr>
           <w:lang w:val="es-419" w:eastAsia="es-CO"/>
         </w:rPr>
-        <w:t>, (2018)</w:t>
+        <w:t>, (20</w:t>
+      </w:r>
+      <w:r>
+        <w:rPr>
+          <w:lang w:val="es-419" w:eastAsia="es-CO"/>
+        </w:rPr>
+        <w:t>21</w:t>
+      </w:r>
+      <w:r>
+        <w:rPr>
+          <w:lang w:val="es-419" w:eastAsia="es-CO"/>
+        </w:rPr>
+        <w:t>)</w:t>
       </w:r>
     </w:p>
     <w:p>
@@ -16321,7 +16465,7 @@
         <w:rPr>
           <w:lang w:eastAsia="es-CO"/>
         </w:rPr>
-        <w:t>A continuación, se presenta un esquema que sintetiza los elementos clave del componente formativo interpretación de prendas superiores para niñas. El organigrama representa la interpretación de prendas superiores para niñas a partir del patronaje, mostrando diferentes tipologías que se pueden desarrollar. Desde la categoría principal se desprenden seis tipos de prendas: blusa tipo marinero, blusa con cuello bebé y manga bombacha, camisera, blusa con manga raglán, jardinera, chaqueta casual y camiseta o camisilla básica. La estructura esquemática organiza de manera jerárquica los estilos de prendas, facilitando la comprensión de las variaciones de diseño que se trabajan en el patronaje infantil</w:t>
+        <w:t>A continuación, se presenta un esquema que sintetiza los elementos clave del componente formativo interpretación de prendas superiores infantiles para niñas. El organigrama representa la interpretación de prendas superiores para niñas a partir del patronaje, mostrando diferentes tipologías que se pueden desarrollar. Desde la categoría principal se desprenden seis tipos de prendas: blusa tipo marinero, blusa con cuello bebé y manga bombacha, camisera, blusa con manga raglán, jardinera, chaqueta casual y camiseta o camisilla básica. La estructura esquemática organiza de manera jerárquica los estilos de prendas, facilitando la comprensión de las variaciones de diseño que se trabajan en el patronaje infantil</w:t>
       </w:r>
       <w:r>
         <w:rPr>
@@ -16332,22 +16476,20 @@
     </w:p>
     <w:p>
       <w:pPr>
-        <w:jc w:val="center"/>
+        <w:rPr>
+          <w:lang w:eastAsia="es-CO"/>
+        </w:rPr>
+      </w:pPr>
+      <w:r>
         <w:rPr>
           <w:noProof/>
           <w:lang w:eastAsia="es-CO"/>
         </w:rPr>
-      </w:pPr>
-      <w:r>
-        <w:rPr>
-          <w:noProof/>
-          <w:lang w:eastAsia="es-CO"/>
-        </w:rPr>
         <w:drawing>
-          <wp:inline distT="0" distB="0" distL="0" distR="0" wp14:anchorId="44D04659" wp14:editId="596E5CDE">
-            <wp:extent cx="5837839" cy="3871111"/>
+          <wp:inline distT="0" distB="0" distL="0" distR="0" wp14:anchorId="054C4BAC" wp14:editId="0282D873">
+            <wp:extent cx="5931925" cy="3933500"/>
             <wp:effectExtent l="0" t="0" r="0" b="0"/>
-            <wp:docPr id="42" name="Imagen 42" descr="La síntesis presentada organiza el tema de la interpretación de prendas superiores para niñas a partir del patronaje como eje central, destacando diversas tipologías que permiten aplicar transformaciones al patrón base. Entre estas se incluyen la blusa tipo marinero, la blusa cuello bebé con manga bombacha, la camisera, la blusa con manga raglán, la jardinera, la chaqueta casual y la camiseta o camisilla básica, todas ellas concebidas como alternativas técnicas y creativas que fortalecen el aprendizaje en el diseño y confección de moda infantil. "/>
+            <wp:docPr id="10" name="Imagen 10" descr="La síntesis presentada organiza el tema de la interpretación de prendas superiores infantiles para niñas a partir del patronaje como eje central, destacando diversas tipologías que permiten aplicar transformaciones al patrón base. Entre estas se incluyen la blusa tipo marinero, la blusa cuello bebé con manga bombacha, la camisera, la blusa con manga raglán, la jardinera, la chaqueta casual y la camiseta o camisilla básica, todas ellas concebidas como alternativas técnicas y creativas que fortalecen el aprendizaje en el diseño y confección de moda infantil."/>
             <wp:cNvGraphicFramePr>
               <a:graphicFrameLocks xmlns:a="http://schemas.openxmlformats.org/drawingml/2006/main" noChangeAspect="1"/>
             </wp:cNvGraphicFramePr>
@@ -16355,7 +16497,7 @@
               <a:graphicData uri="http://schemas.openxmlformats.org/drawingml/2006/picture">
                 <pic:pic xmlns:pic="http://schemas.openxmlformats.org/drawingml/2006/picture">
                   <pic:nvPicPr>
-                    <pic:cNvPr id="42" name="Imagen 42" descr="La síntesis presentada organiza el tema de la interpretación de prendas superiores para niñas a partir del patronaje como eje central, destacando diversas tipologías que permiten aplicar transformaciones al patrón base. Entre estas se incluyen la blusa tipo marinero, la blusa cuello bebé con manga bombacha, la camisera, la blusa con manga raglán, la jardinera, la chaqueta casual y la camiseta o camisilla básica, todas ellas concebidas como alternativas técnicas y creativas que fortalecen el aprendizaje en el diseño y confección de moda infantil. "/>
+                    <pic:cNvPr id="10" name="Imagen 10" descr="La síntesis presentada organiza el tema de la interpretación de prendas superiores infantiles para niñas a partir del patronaje como eje central, destacando diversas tipologías que permiten aplicar transformaciones al patrón base. Entre estas se incluyen la blusa tipo marinero, la blusa cuello bebé con manga bombacha, la camisera, la blusa con manga raglán, la jardinera, la chaqueta casual y la camiseta o camisilla básica, todas ellas concebidas como alternativas técnicas y creativas que fortalecen el aprendizaje en el diseño y confección de moda infantil."/>
                     <pic:cNvPicPr>
                       <a:picLocks noChangeAspect="1" noChangeArrowheads="1"/>
                     </pic:cNvPicPr>
@@ -16376,7 +16518,7 @@
                   <pic:spPr bwMode="auto">
                     <a:xfrm>
                       <a:off x="0" y="0"/>
-                      <a:ext cx="5843949" cy="3875163"/>
+                      <a:ext cx="5945636" cy="3942592"/>
                     </a:xfrm>
                     <a:prstGeom prst="rect">
                       <a:avLst/>
@@ -16392,6 +16534,15 @@
     </w:p>
     <w:p>
       <w:pPr>
+        <w:jc w:val="center"/>
+        <w:rPr>
+          <w:noProof/>
+          <w:lang w:eastAsia="es-CO"/>
+        </w:rPr>
+      </w:pPr>
+    </w:p>
+    <w:p>
+      <w:pPr>
         <w:ind w:firstLine="0"/>
         <w:rPr>
           <w:lang w:eastAsia="es-CO"/>
@@ -16409,7 +16560,6 @@
       </w:pPr>
       <w:bookmarkStart w:id="11" w:name="_Toc213707726"/>
       <w:r>
-        <w:lastRenderedPageBreak/>
         <w:t>Material complementario</w:t>
       </w:r>
       <w:bookmarkEnd w:id="11"/>
@@ -16511,7 +16661,7 @@
               <w:pStyle w:val="TextoTablas"/>
             </w:pPr>
             <w:r>
-              <w:t>Servicio Nacional de Aprendizaje, SENA. (2021). Interpretación prenda superior. Ecosistema de recursos educativos.</w:t>
+              <w:t>Ecosistema de Recursos Educativos Digitales SENA. (2025). Interpretación prenda superior.</w:t>
             </w:r>
           </w:p>
         </w:tc>
@@ -16596,17 +16746,6 @@
         </w:rPr>
         <w:tab/>
       </w:r>
-    </w:p>
-    <w:p>
-      <w:pPr>
-        <w:tabs>
-          <w:tab w:val="left" w:pos="3079"/>
-        </w:tabs>
-        <w:ind w:firstLine="0"/>
-        <w:rPr>
-          <w:lang w:val="es-419" w:eastAsia="es-CO"/>
-        </w:rPr>
-      </w:pPr>
     </w:p>
     <w:p>
       <w:pPr>
@@ -18965,7 +19104,15 @@
               <w:pStyle w:val="TextoTablas"/>
             </w:pPr>
             <w:r>
-              <w:t>José Adriano Valentín</w:t>
+              <w:t xml:space="preserve">Jenny </w:t>
+            </w:r>
+            <w:proofErr w:type="spellStart"/>
+            <w:r>
+              <w:t>Rocio</w:t>
+            </w:r>
+            <w:proofErr w:type="spellEnd"/>
+            <w:r>
+              <w:t xml:space="preserve"> Reyes Acevedo</w:t>
             </w:r>
           </w:p>
         </w:tc>
@@ -18978,7 +19125,7 @@
               <w:pStyle w:val="TextoTablas"/>
             </w:pPr>
             <w:r>
-              <w:t>Experto temático</w:t>
+              <w:t>Diseñadora de contenidos</w:t>
             </w:r>
           </w:p>
         </w:tc>
@@ -18991,7 +19138,7 @@
               <w:pStyle w:val="TextoTablas"/>
             </w:pPr>
             <w:r>
-              <w:t>Centro de Desarrollo Agroempresarial de Chía - Regional Cundinamarca</w:t>
+              <w:t>Centro Agroturístico - Regional Santander</w:t>
             </w:r>
           </w:p>
         </w:tc>
@@ -19009,15 +19156,7 @@
               <w:pStyle w:val="TextoTablas"/>
             </w:pPr>
             <w:r>
-              <w:t xml:space="preserve">Jenny </w:t>
-            </w:r>
-            <w:proofErr w:type="spellStart"/>
-            <w:r>
-              <w:t>Rocio</w:t>
-            </w:r>
-            <w:proofErr w:type="spellEnd"/>
-            <w:r>
-              <w:t xml:space="preserve"> Reyes Acevedo</w:t>
+              <w:t>Andrea Paola Botello De la Rosa</w:t>
             </w:r>
           </w:p>
         </w:tc>
@@ -19030,7 +19169,13 @@
               <w:pStyle w:val="TextoTablas"/>
             </w:pPr>
             <w:r>
-              <w:t>Diseñadora de contenidos</w:t>
+              <w:t xml:space="preserve">Desarrollador </w:t>
+            </w:r>
+            <w:r>
+              <w:rPr>
+                <w:rStyle w:val="Extranjerismo"/>
+              </w:rPr>
+              <w:t>full stack</w:t>
             </w:r>
           </w:p>
         </w:tc>
@@ -19061,8 +19206,13 @@
             <w:pPr>
               <w:pStyle w:val="TextoTablas"/>
             </w:pPr>
-            <w:r>
-              <w:t>Andrea Paola Botello De la Rosa</w:t>
+            <w:proofErr w:type="spellStart"/>
+            <w:r>
+              <w:t>Maria</w:t>
+            </w:r>
+            <w:proofErr w:type="spellEnd"/>
+            <w:r>
+              <w:t xml:space="preserve"> Alejandra Vera Briceño</w:t>
             </w:r>
           </w:p>
         </w:tc>
@@ -19075,13 +19225,19 @@
               <w:pStyle w:val="TextoTablas"/>
             </w:pPr>
             <w:r>
-              <w:t xml:space="preserve">Desarrollador </w:t>
-            </w:r>
-            <w:r>
-              <w:rPr>
-                <w:rStyle w:val="Extranjerismo"/>
-              </w:rPr>
-              <w:t>full stack</w:t>
+              <w:t>Animador</w:t>
+            </w:r>
+            <w:r>
+              <w:t>a</w:t>
+            </w:r>
+            <w:r>
+              <w:t xml:space="preserve"> y productor</w:t>
+            </w:r>
+            <w:r>
+              <w:t>a</w:t>
+            </w:r>
+            <w:r>
+              <w:t xml:space="preserve"> audiovisual</w:t>
             </w:r>
           </w:p>
         </w:tc>
@@ -19111,13 +19267,8 @@
             <w:pPr>
               <w:pStyle w:val="TextoTablas"/>
             </w:pPr>
-            <w:proofErr w:type="spellStart"/>
-            <w:r>
-              <w:t>Maria</w:t>
-            </w:r>
-            <w:proofErr w:type="spellEnd"/>
-            <w:r>
-              <w:t xml:space="preserve"> Alejandra Vera Briceño</w:t>
+            <w:r>
+              <w:t>Andrea Ardila Chaparro</w:t>
             </w:r>
           </w:p>
         </w:tc>
@@ -19130,7 +19281,7 @@
               <w:pStyle w:val="TextoTablas"/>
             </w:pPr>
             <w:r>
-              <w:t>Animador y productor audiovisual</w:t>
+              <w:t>Evaluadora para contenidos inclusivos y accesibles</w:t>
             </w:r>
           </w:p>
         </w:tc>
@@ -19151,50 +19302,6 @@
       <w:tr>
         <w:trPr>
           <w:cnfStyle w:val="000000100000" w:firstRow="0" w:lastRow="0" w:firstColumn="0" w:lastColumn="0" w:oddVBand="0" w:evenVBand="0" w:oddHBand="1" w:evenHBand="0" w:firstRowFirstColumn="0" w:firstRowLastColumn="0" w:lastRowFirstColumn="0" w:lastRowLastColumn="0"/>
-          <w:trHeight w:val="852"/>
-        </w:trPr>
-        <w:tc>
-          <w:tcPr>
-            <w:tcW w:w="2724" w:type="dxa"/>
-          </w:tcPr>
-          <w:p>
-            <w:pPr>
-              <w:pStyle w:val="TextoTablas"/>
-            </w:pPr>
-            <w:r>
-              <w:t>Andrea Ardila Chaparro</w:t>
-            </w:r>
-          </w:p>
-        </w:tc>
-        <w:tc>
-          <w:tcPr>
-            <w:tcW w:w="3139" w:type="dxa"/>
-          </w:tcPr>
-          <w:p>
-            <w:pPr>
-              <w:pStyle w:val="TextoTablas"/>
-            </w:pPr>
-            <w:r>
-              <w:t>Evaluadora para contenidos inclusivos y accesibles</w:t>
-            </w:r>
-          </w:p>
-        </w:tc>
-        <w:tc>
-          <w:tcPr>
-            <w:tcW w:w="3821" w:type="dxa"/>
-          </w:tcPr>
-          <w:p>
-            <w:pPr>
-              <w:pStyle w:val="TextoTablas"/>
-            </w:pPr>
-            <w:r>
-              <w:t>Centro Agroturístico - Regional Santander</w:t>
-            </w:r>
-          </w:p>
-        </w:tc>
-      </w:tr>
-      <w:tr>
-        <w:trPr>
           <w:trHeight w:val="852"/>
         </w:trPr>
         <w:tc>
@@ -20349,6 +20456,119 @@
     </w:lvl>
   </w:abstractNum>
   <w:abstractNum w:abstractNumId="8" w15:restartNumberingAfterBreak="0">
+    <w:nsid w:val="32F65081"/>
+    <w:multiLevelType w:val="hybridMultilevel"/>
+    <w:tmpl w:val="54583090"/>
+    <w:lvl w:ilvl="0" w:tplc="240A0001">
+      <w:start w:val="1"/>
+      <w:numFmt w:val="bullet"/>
+      <w:lvlText w:val=""/>
+      <w:lvlJc w:val="left"/>
+      <w:pPr>
+        <w:ind w:left="1429" w:hanging="360"/>
+      </w:pPr>
+      <w:rPr>
+        <w:rFonts w:ascii="Symbol" w:hAnsi="Symbol" w:hint="default"/>
+      </w:rPr>
+    </w:lvl>
+    <w:lvl w:ilvl="1" w:tplc="240A0003" w:tentative="1">
+      <w:start w:val="1"/>
+      <w:numFmt w:val="bullet"/>
+      <w:lvlText w:val="o"/>
+      <w:lvlJc w:val="left"/>
+      <w:pPr>
+        <w:ind w:left="2149" w:hanging="360"/>
+      </w:pPr>
+      <w:rPr>
+        <w:rFonts w:ascii="Courier New" w:hAnsi="Courier New" w:cs="Courier New" w:hint="default"/>
+      </w:rPr>
+    </w:lvl>
+    <w:lvl w:ilvl="2" w:tplc="240A0005" w:tentative="1">
+      <w:start w:val="1"/>
+      <w:numFmt w:val="bullet"/>
+      <w:lvlText w:val=""/>
+      <w:lvlJc w:val="left"/>
+      <w:pPr>
+        <w:ind w:left="2869" w:hanging="360"/>
+      </w:pPr>
+      <w:rPr>
+        <w:rFonts w:ascii="Wingdings" w:hAnsi="Wingdings" w:hint="default"/>
+      </w:rPr>
+    </w:lvl>
+    <w:lvl w:ilvl="3" w:tplc="240A0001" w:tentative="1">
+      <w:start w:val="1"/>
+      <w:numFmt w:val="bullet"/>
+      <w:lvlText w:val=""/>
+      <w:lvlJc w:val="left"/>
+      <w:pPr>
+        <w:ind w:left="3589" w:hanging="360"/>
+      </w:pPr>
+      <w:rPr>
+        <w:rFonts w:ascii="Symbol" w:hAnsi="Symbol" w:hint="default"/>
+      </w:rPr>
+    </w:lvl>
+    <w:lvl w:ilvl="4" w:tplc="240A0003" w:tentative="1">
+      <w:start w:val="1"/>
+      <w:numFmt w:val="bullet"/>
+      <w:lvlText w:val="o"/>
+      <w:lvlJc w:val="left"/>
+      <w:pPr>
+        <w:ind w:left="4309" w:hanging="360"/>
+      </w:pPr>
+      <w:rPr>
+        <w:rFonts w:ascii="Courier New" w:hAnsi="Courier New" w:cs="Courier New" w:hint="default"/>
+      </w:rPr>
+    </w:lvl>
+    <w:lvl w:ilvl="5" w:tplc="240A0005" w:tentative="1">
+      <w:start w:val="1"/>
+      <w:numFmt w:val="bullet"/>
+      <w:lvlText w:val=""/>
+      <w:lvlJc w:val="left"/>
+      <w:pPr>
+        <w:ind w:left="5029" w:hanging="360"/>
+      </w:pPr>
+      <w:rPr>
+        <w:rFonts w:ascii="Wingdings" w:hAnsi="Wingdings" w:hint="default"/>
+      </w:rPr>
+    </w:lvl>
+    <w:lvl w:ilvl="6" w:tplc="240A0001" w:tentative="1">
+      <w:start w:val="1"/>
+      <w:numFmt w:val="bullet"/>
+      <w:lvlText w:val=""/>
+      <w:lvlJc w:val="left"/>
+      <w:pPr>
+        <w:ind w:left="5749" w:hanging="360"/>
+      </w:pPr>
+      <w:rPr>
+        <w:rFonts w:ascii="Symbol" w:hAnsi="Symbol" w:hint="default"/>
+      </w:rPr>
+    </w:lvl>
+    <w:lvl w:ilvl="7" w:tplc="240A0003" w:tentative="1">
+      <w:start w:val="1"/>
+      <w:numFmt w:val="bullet"/>
+      <w:lvlText w:val="o"/>
+      <w:lvlJc w:val="left"/>
+      <w:pPr>
+        <w:ind w:left="6469" w:hanging="360"/>
+      </w:pPr>
+      <w:rPr>
+        <w:rFonts w:ascii="Courier New" w:hAnsi="Courier New" w:cs="Courier New" w:hint="default"/>
+      </w:rPr>
+    </w:lvl>
+    <w:lvl w:ilvl="8" w:tplc="240A0005" w:tentative="1">
+      <w:start w:val="1"/>
+      <w:numFmt w:val="bullet"/>
+      <w:lvlText w:val=""/>
+      <w:lvlJc w:val="left"/>
+      <w:pPr>
+        <w:ind w:left="7189" w:hanging="360"/>
+      </w:pPr>
+      <w:rPr>
+        <w:rFonts w:ascii="Wingdings" w:hAnsi="Wingdings" w:hint="default"/>
+      </w:rPr>
+    </w:lvl>
+  </w:abstractNum>
+  <w:abstractNum w:abstractNumId="9" w15:restartNumberingAfterBreak="0">
     <w:nsid w:val="342E77C2"/>
     <w:multiLevelType w:val="hybridMultilevel"/>
     <w:tmpl w:val="22AC6C34"/>
@@ -20461,7 +20681,7 @@
       </w:rPr>
     </w:lvl>
   </w:abstractNum>
-  <w:abstractNum w:abstractNumId="9" w15:restartNumberingAfterBreak="0">
+  <w:abstractNum w:abstractNumId="10" w15:restartNumberingAfterBreak="0">
     <w:nsid w:val="344A3267"/>
     <w:multiLevelType w:val="hybridMultilevel"/>
     <w:tmpl w:val="A2D2C61A"/>
@@ -20574,7 +20794,7 @@
       </w:rPr>
     </w:lvl>
   </w:abstractNum>
-  <w:abstractNum w:abstractNumId="10" w15:restartNumberingAfterBreak="0">
+  <w:abstractNum w:abstractNumId="11" w15:restartNumberingAfterBreak="0">
     <w:nsid w:val="35BC267E"/>
     <w:multiLevelType w:val="hybridMultilevel"/>
     <w:tmpl w:val="EC3A0F4A"/>
@@ -20687,7 +20907,7 @@
       </w:rPr>
     </w:lvl>
   </w:abstractNum>
-  <w:abstractNum w:abstractNumId="11" w15:restartNumberingAfterBreak="0">
+  <w:abstractNum w:abstractNumId="12" w15:restartNumberingAfterBreak="0">
     <w:nsid w:val="362F6D29"/>
     <w:multiLevelType w:val="hybridMultilevel"/>
     <w:tmpl w:val="132CCF72"/>
@@ -20800,7 +21020,7 @@
       </w:rPr>
     </w:lvl>
   </w:abstractNum>
-  <w:abstractNum w:abstractNumId="12" w15:restartNumberingAfterBreak="0">
+  <w:abstractNum w:abstractNumId="13" w15:restartNumberingAfterBreak="0">
     <w:nsid w:val="368E176E"/>
     <w:multiLevelType w:val="hybridMultilevel"/>
     <w:tmpl w:val="BDF054FE"/>
@@ -20894,7 +21114,7 @@
       </w:pPr>
     </w:lvl>
   </w:abstractNum>
-  <w:abstractNum w:abstractNumId="13" w15:restartNumberingAfterBreak="0">
+  <w:abstractNum w:abstractNumId="14" w15:restartNumberingAfterBreak="0">
     <w:nsid w:val="3C9E2AB9"/>
     <w:multiLevelType w:val="hybridMultilevel"/>
     <w:tmpl w:val="2A58D736"/>
@@ -21007,7 +21227,7 @@
       </w:rPr>
     </w:lvl>
   </w:abstractNum>
-  <w:abstractNum w:abstractNumId="14" w15:restartNumberingAfterBreak="0">
+  <w:abstractNum w:abstractNumId="15" w15:restartNumberingAfterBreak="0">
     <w:nsid w:val="3D2B5CA4"/>
     <w:multiLevelType w:val="hybridMultilevel"/>
     <w:tmpl w:val="FA927710"/>
@@ -21097,7 +21317,7 @@
       </w:pPr>
     </w:lvl>
   </w:abstractNum>
-  <w:abstractNum w:abstractNumId="15" w15:restartNumberingAfterBreak="0">
+  <w:abstractNum w:abstractNumId="16" w15:restartNumberingAfterBreak="0">
     <w:nsid w:val="43251E3E"/>
     <w:multiLevelType w:val="hybridMultilevel"/>
     <w:tmpl w:val="CC9E58E4"/>
@@ -21210,7 +21430,7 @@
       </w:rPr>
     </w:lvl>
   </w:abstractNum>
-  <w:abstractNum w:abstractNumId="16" w15:restartNumberingAfterBreak="0">
+  <w:abstractNum w:abstractNumId="17" w15:restartNumberingAfterBreak="0">
     <w:nsid w:val="4A2C3B3E"/>
     <w:multiLevelType w:val="hybridMultilevel"/>
     <w:tmpl w:val="D1F64268"/>
@@ -21323,7 +21543,7 @@
       </w:rPr>
     </w:lvl>
   </w:abstractNum>
-  <w:abstractNum w:abstractNumId="17" w15:restartNumberingAfterBreak="0">
+  <w:abstractNum w:abstractNumId="18" w15:restartNumberingAfterBreak="0">
     <w:nsid w:val="4B956278"/>
     <w:multiLevelType w:val="hybridMultilevel"/>
     <w:tmpl w:val="A6300CF6"/>
@@ -21436,7 +21656,7 @@
       </w:rPr>
     </w:lvl>
   </w:abstractNum>
-  <w:abstractNum w:abstractNumId="18" w15:restartNumberingAfterBreak="0">
+  <w:abstractNum w:abstractNumId="19" w15:restartNumberingAfterBreak="0">
     <w:nsid w:val="4D5D2826"/>
     <w:multiLevelType w:val="hybridMultilevel"/>
     <w:tmpl w:val="D33E8D5A"/>
@@ -21549,7 +21769,7 @@
       </w:rPr>
     </w:lvl>
   </w:abstractNum>
-  <w:abstractNum w:abstractNumId="19" w15:restartNumberingAfterBreak="0">
+  <w:abstractNum w:abstractNumId="20" w15:restartNumberingAfterBreak="0">
     <w:nsid w:val="4EA274BB"/>
     <w:multiLevelType w:val="hybridMultilevel"/>
     <w:tmpl w:val="00BECB44"/>
@@ -21662,7 +21882,7 @@
       </w:rPr>
     </w:lvl>
   </w:abstractNum>
-  <w:abstractNum w:abstractNumId="20" w15:restartNumberingAfterBreak="0">
+  <w:abstractNum w:abstractNumId="21" w15:restartNumberingAfterBreak="0">
     <w:nsid w:val="4EBE1EF6"/>
     <w:multiLevelType w:val="hybridMultilevel"/>
     <w:tmpl w:val="F6A60586"/>
@@ -21755,7 +21975,7 @@
       </w:pPr>
     </w:lvl>
   </w:abstractNum>
-  <w:abstractNum w:abstractNumId="21" w15:restartNumberingAfterBreak="0">
+  <w:abstractNum w:abstractNumId="22" w15:restartNumberingAfterBreak="0">
     <w:nsid w:val="4F367E0A"/>
     <w:multiLevelType w:val="hybridMultilevel"/>
     <w:tmpl w:val="3036F7FC"/>
@@ -21868,7 +22088,7 @@
       </w:rPr>
     </w:lvl>
   </w:abstractNum>
-  <w:abstractNum w:abstractNumId="22" w15:restartNumberingAfterBreak="0">
+  <w:abstractNum w:abstractNumId="23" w15:restartNumberingAfterBreak="0">
     <w:nsid w:val="54422F42"/>
     <w:multiLevelType w:val="hybridMultilevel"/>
     <w:tmpl w:val="8788E044"/>
@@ -21981,7 +22201,7 @@
       </w:rPr>
     </w:lvl>
   </w:abstractNum>
-  <w:abstractNum w:abstractNumId="23" w15:restartNumberingAfterBreak="0">
+  <w:abstractNum w:abstractNumId="24" w15:restartNumberingAfterBreak="0">
     <w:nsid w:val="56F71874"/>
     <w:multiLevelType w:val="hybridMultilevel"/>
     <w:tmpl w:val="B128B894"/>
@@ -22094,7 +22314,7 @@
       </w:rPr>
     </w:lvl>
   </w:abstractNum>
-  <w:abstractNum w:abstractNumId="24" w15:restartNumberingAfterBreak="0">
+  <w:abstractNum w:abstractNumId="25" w15:restartNumberingAfterBreak="0">
     <w:nsid w:val="57D253FF"/>
     <w:multiLevelType w:val="hybridMultilevel"/>
     <w:tmpl w:val="29BED73E"/>
@@ -22207,7 +22427,7 @@
       </w:rPr>
     </w:lvl>
   </w:abstractNum>
-  <w:abstractNum w:abstractNumId="25" w15:restartNumberingAfterBreak="0">
+  <w:abstractNum w:abstractNumId="26" w15:restartNumberingAfterBreak="0">
     <w:nsid w:val="5FA636D1"/>
     <w:multiLevelType w:val="hybridMultilevel"/>
     <w:tmpl w:val="7C729C3E"/>
@@ -22320,7 +22540,7 @@
       </w:rPr>
     </w:lvl>
   </w:abstractNum>
-  <w:abstractNum w:abstractNumId="26" w15:restartNumberingAfterBreak="0">
+  <w:abstractNum w:abstractNumId="27" w15:restartNumberingAfterBreak="0">
     <w:nsid w:val="626E659F"/>
     <w:multiLevelType w:val="hybridMultilevel"/>
     <w:tmpl w:val="D7BE2634"/>
@@ -22433,7 +22653,7 @@
       </w:rPr>
     </w:lvl>
   </w:abstractNum>
-  <w:abstractNum w:abstractNumId="27" w15:restartNumberingAfterBreak="0">
+  <w:abstractNum w:abstractNumId="28" w15:restartNumberingAfterBreak="0">
     <w:nsid w:val="67212BC3"/>
     <w:multiLevelType w:val="hybridMultilevel"/>
     <w:tmpl w:val="489E571A"/>
@@ -22546,7 +22766,7 @@
       </w:rPr>
     </w:lvl>
   </w:abstractNum>
-  <w:abstractNum w:abstractNumId="28" w15:restartNumberingAfterBreak="0">
+  <w:abstractNum w:abstractNumId="29" w15:restartNumberingAfterBreak="0">
     <w:nsid w:val="67F20004"/>
     <w:multiLevelType w:val="hybridMultilevel"/>
     <w:tmpl w:val="EB4EC9C2"/>
@@ -22659,7 +22879,7 @@
       </w:rPr>
     </w:lvl>
   </w:abstractNum>
-  <w:abstractNum w:abstractNumId="29" w15:restartNumberingAfterBreak="0">
+  <w:abstractNum w:abstractNumId="30" w15:restartNumberingAfterBreak="0">
     <w:nsid w:val="697B5EDF"/>
     <w:multiLevelType w:val="hybridMultilevel"/>
     <w:tmpl w:val="D25CC042"/>
@@ -22772,7 +22992,7 @@
       </w:rPr>
     </w:lvl>
   </w:abstractNum>
-  <w:abstractNum w:abstractNumId="30" w15:restartNumberingAfterBreak="0">
+  <w:abstractNum w:abstractNumId="31" w15:restartNumberingAfterBreak="0">
     <w:nsid w:val="6F7A773B"/>
     <w:multiLevelType w:val="hybridMultilevel"/>
     <w:tmpl w:val="CBA8A0DA"/>
@@ -22885,7 +23105,7 @@
       </w:rPr>
     </w:lvl>
   </w:abstractNum>
-  <w:abstractNum w:abstractNumId="31" w15:restartNumberingAfterBreak="0">
+  <w:abstractNum w:abstractNumId="32" w15:restartNumberingAfterBreak="0">
     <w:nsid w:val="709E24DB"/>
     <w:multiLevelType w:val="hybridMultilevel"/>
     <w:tmpl w:val="41884BA6"/>
@@ -23000,7 +23220,7 @@
       </w:pPr>
     </w:lvl>
   </w:abstractNum>
-  <w:abstractNum w:abstractNumId="32" w15:restartNumberingAfterBreak="0">
+  <w:abstractNum w:abstractNumId="33" w15:restartNumberingAfterBreak="0">
     <w:nsid w:val="79A91069"/>
     <w:multiLevelType w:val="hybridMultilevel"/>
     <w:tmpl w:val="8F66B2E4"/>
@@ -23113,7 +23333,7 @@
       </w:rPr>
     </w:lvl>
   </w:abstractNum>
-  <w:abstractNum w:abstractNumId="33" w15:restartNumberingAfterBreak="0">
+  <w:abstractNum w:abstractNumId="34" w15:restartNumberingAfterBreak="0">
     <w:nsid w:val="7B247A33"/>
     <w:multiLevelType w:val="hybridMultilevel"/>
     <w:tmpl w:val="1A0A6B3C"/>
@@ -23226,7 +23446,7 @@
       </w:rPr>
     </w:lvl>
   </w:abstractNum>
-  <w:abstractNum w:abstractNumId="34" w15:restartNumberingAfterBreak="0">
+  <w:abstractNum w:abstractNumId="35" w15:restartNumberingAfterBreak="0">
     <w:nsid w:val="7C161D1C"/>
     <w:multiLevelType w:val="multilevel"/>
     <w:tmpl w:val="C0F02E02"/>
@@ -23361,7 +23581,7 @@
       </w:pPr>
     </w:lvl>
   </w:abstractNum>
-  <w:abstractNum w:abstractNumId="35" w15:restartNumberingAfterBreak="0">
+  <w:abstractNum w:abstractNumId="36" w15:restartNumberingAfterBreak="0">
     <w:nsid w:val="7F506B72"/>
     <w:multiLevelType w:val="hybridMultilevel"/>
     <w:tmpl w:val="E4983640"/>
@@ -23475,7 +23695,7 @@
     </w:lvl>
   </w:abstractNum>
   <w:num w:numId="1">
-    <w:abstractNumId w:val="34"/>
+    <w:abstractNumId w:val="35"/>
   </w:num>
   <w:num w:numId="2">
     <w:abstractNumId w:val="0"/>
@@ -23484,91 +23704,91 @@
     <w:abstractNumId w:val="7"/>
   </w:num>
   <w:num w:numId="4">
-    <w:abstractNumId w:val="20"/>
+    <w:abstractNumId w:val="21"/>
   </w:num>
   <w:num w:numId="5">
-    <w:abstractNumId w:val="12"/>
+    <w:abstractNumId w:val="13"/>
   </w:num>
   <w:num w:numId="6">
     <w:abstractNumId w:val="4"/>
   </w:num>
   <w:num w:numId="7">
-    <w:abstractNumId w:val="31"/>
+    <w:abstractNumId w:val="32"/>
   </w:num>
   <w:num w:numId="8">
-    <w:abstractNumId w:val="14"/>
+    <w:abstractNumId w:val="15"/>
   </w:num>
   <w:num w:numId="9">
-    <w:abstractNumId w:val="33"/>
+    <w:abstractNumId w:val="34"/>
   </w:num>
   <w:num w:numId="10">
-    <w:abstractNumId w:val="27"/>
+    <w:abstractNumId w:val="28"/>
   </w:num>
   <w:num w:numId="11">
-    <w:abstractNumId w:val="18"/>
+    <w:abstractNumId w:val="19"/>
   </w:num>
   <w:num w:numId="12">
     <w:abstractNumId w:val="3"/>
   </w:num>
   <w:num w:numId="13">
-    <w:abstractNumId w:val="21"/>
+    <w:abstractNumId w:val="22"/>
   </w:num>
   <w:num w:numId="14">
-    <w:abstractNumId w:val="28"/>
+    <w:abstractNumId w:val="29"/>
   </w:num>
   <w:num w:numId="15">
-    <w:abstractNumId w:val="16"/>
+    <w:abstractNumId w:val="17"/>
   </w:num>
   <w:num w:numId="16">
-    <w:abstractNumId w:val="23"/>
+    <w:abstractNumId w:val="24"/>
   </w:num>
   <w:num w:numId="17">
-    <w:abstractNumId w:val="24"/>
+    <w:abstractNumId w:val="25"/>
   </w:num>
   <w:num w:numId="18">
-    <w:abstractNumId w:val="35"/>
+    <w:abstractNumId w:val="36"/>
   </w:num>
   <w:num w:numId="19">
+    <w:abstractNumId w:val="12"/>
+  </w:num>
+  <w:num w:numId="20">
+    <w:abstractNumId w:val="20"/>
+  </w:num>
+  <w:num w:numId="21">
+    <w:abstractNumId w:val="9"/>
+  </w:num>
+  <w:num w:numId="22">
+    <w:abstractNumId w:val="27"/>
+  </w:num>
+  <w:num w:numId="23">
+    <w:abstractNumId w:val="10"/>
+  </w:num>
+  <w:num w:numId="24">
     <w:abstractNumId w:val="11"/>
   </w:num>
-  <w:num w:numId="20">
-    <w:abstractNumId w:val="19"/>
+  <w:num w:numId="25">
+    <w:abstractNumId w:val="30"/>
   </w:num>
-  <w:num w:numId="21">
-    <w:abstractNumId w:val="8"/>
-  </w:num>
-  <w:num w:numId="22">
+  <w:num w:numId="26">
     <w:abstractNumId w:val="26"/>
   </w:num>
-  <w:num w:numId="23">
-    <w:abstractNumId w:val="9"/>
-  </w:num>
-  <w:num w:numId="24">
-    <w:abstractNumId w:val="10"/>
-  </w:num>
-  <w:num w:numId="25">
-    <w:abstractNumId w:val="29"/>
-  </w:num>
-  <w:num w:numId="26">
-    <w:abstractNumId w:val="25"/>
-  </w:num>
   <w:num w:numId="27">
-    <w:abstractNumId w:val="32"/>
+    <w:abstractNumId w:val="33"/>
   </w:num>
   <w:num w:numId="28">
-    <w:abstractNumId w:val="17"/>
+    <w:abstractNumId w:val="18"/>
   </w:num>
   <w:num w:numId="29">
     <w:abstractNumId w:val="6"/>
   </w:num>
   <w:num w:numId="30">
-    <w:abstractNumId w:val="13"/>
+    <w:abstractNumId w:val="14"/>
   </w:num>
   <w:num w:numId="31">
-    <w:abstractNumId w:val="22"/>
+    <w:abstractNumId w:val="23"/>
   </w:num>
   <w:num w:numId="32">
-    <w:abstractNumId w:val="30"/>
+    <w:abstractNumId w:val="31"/>
   </w:num>
   <w:num w:numId="33">
     <w:abstractNumId w:val="5"/>
@@ -23580,7 +23800,10 @@
     <w:abstractNumId w:val="1"/>
   </w:num>
   <w:num w:numId="36">
-    <w:abstractNumId w:val="15"/>
+    <w:abstractNumId w:val="16"/>
+  </w:num>
+  <w:num w:numId="37">
+    <w:abstractNumId w:val="8"/>
   </w:num>
   <w:numIdMacAtCleanup w:val="36"/>
 </w:numbering>
@@ -25309,10 +25532,6 @@
 </file>
 
 <file path=customXml/item1.xml><?xml version="1.0" encoding="utf-8"?>
-<b:Sources xmlns:b="http://schemas.openxmlformats.org/officeDocument/2006/bibliography" xmlns="http://schemas.openxmlformats.org/officeDocument/2006/bibliography" SelectedStyle="\APASixthEditionOfficeOnline.xsl" StyleName="APA" Version="6"/>
-</file>
-
-<file path=customXml/item2.xml><?xml version="1.0" encoding="utf-8"?>
 <?mso-contentType ?>
 <FormTemplates xmlns="http://schemas.microsoft.com/sharepoint/v3/contenttype/forms">
   <Display>DocumentLibraryForm</Display>
@@ -25321,20 +25540,9 @@
 </FormTemplates>
 </file>
 
-<file path=customXml/item3.xml><?xml version="1.0" encoding="utf-8"?>
-<p:properties xmlns:p="http://schemas.microsoft.com/office/2006/metadata/properties" xmlns:xsi="http://www.w3.org/2001/XMLSchema-instance" xmlns:pc="http://schemas.microsoft.com/office/infopath/2007/PartnerControls">
-  <documentManagement>
-    <TaxCatchAll xmlns="285d351f-f218-493a-825f-85a9dfbde315" xsi:nil="true"/>
-    <lcf76f155ced4ddcb4097134ff3c332f xmlns="55abea07-cd72-4a95-add0-1082a24cf9e9">
-      <Terms xmlns="http://schemas.microsoft.com/office/infopath/2007/PartnerControls"/>
-    </lcf76f155ced4ddcb4097134ff3c332f>
-  </documentManagement>
-</p:properties>
-</file>
-
-<file path=customXml/item4.xml><?xml version="1.0" encoding="utf-8"?>
-<ct:contentTypeSchema xmlns:ct="http://schemas.microsoft.com/office/2006/metadata/contentType" xmlns:ma="http://schemas.microsoft.com/office/2006/metadata/properties/metaAttributes" ct:_="" ma:_="" ma:contentTypeName="Documento" ma:contentTypeID="0x0101005D7421CBAB376F47AC1876466873BE0C" ma:contentTypeVersion="11" ma:contentTypeDescription="Crear nuevo documento." ma:contentTypeScope="" ma:versionID="c15d8ec802c26ac14d26a130a7e330ba">
-  <xsd:schema xmlns:xsd="http://www.w3.org/2001/XMLSchema" xmlns:xs="http://www.w3.org/2001/XMLSchema" xmlns:p="http://schemas.microsoft.com/office/2006/metadata/properties" xmlns:ns2="55abea07-cd72-4a95-add0-1082a24cf9e9" xmlns:ns3="285d351f-f218-493a-825f-85a9dfbde315" targetNamespace="http://schemas.microsoft.com/office/2006/metadata/properties" ma:root="true" ma:fieldsID="aaa88af0ed338276ebe02f0d1437fb40" ns2:_="" ns3:_="">
+<file path=customXml/item2.xml><?xml version="1.0" encoding="utf-8"?>
+<ct:contentTypeSchema xmlns:ct="http://schemas.microsoft.com/office/2006/metadata/contentType" xmlns:ma="http://schemas.microsoft.com/office/2006/metadata/properties/metaAttributes" ct:_="" ma:_="" ma:contentTypeName="Documento" ma:contentTypeID="0x0101005D7421CBAB376F47AC1876466873BE0C" ma:contentTypeVersion="11" ma:contentTypeDescription="Crear nuevo documento." ma:contentTypeScope="" ma:versionID="c355e60b4cde5dbb71daba652f90dcaf">
+  <xsd:schema xmlns:xsd="http://www.w3.org/2001/XMLSchema" xmlns:xs="http://www.w3.org/2001/XMLSchema" xmlns:p="http://schemas.microsoft.com/office/2006/metadata/properties" xmlns:ns2="55abea07-cd72-4a95-add0-1082a24cf9e9" xmlns:ns3="285d351f-f218-493a-825f-85a9dfbde315" targetNamespace="http://schemas.microsoft.com/office/2006/metadata/properties" ma:root="true" ma:fieldsID="af45bf235921137d7bf462656222ea5a" ns2:_="" ns3:_="">
     <xsd:import namespace="55abea07-cd72-4a95-add0-1082a24cf9e9"/>
     <xsd:import namespace="285d351f-f218-493a-825f-85a9dfbde315"/>
     <xsd:element name="properties">
@@ -25527,20 +25735,31 @@
 </ct:contentTypeSchema>
 </file>
 
+<file path=customXml/item3.xml><?xml version="1.0" encoding="utf-8"?>
+<p:properties xmlns:p="http://schemas.microsoft.com/office/2006/metadata/properties" xmlns:xsi="http://www.w3.org/2001/XMLSchema-instance" xmlns:pc="http://schemas.microsoft.com/office/infopath/2007/PartnerControls">
+  <documentManagement>
+    <TaxCatchAll xmlns="285d351f-f218-493a-825f-85a9dfbde315" xsi:nil="true"/>
+    <lcf76f155ced4ddcb4097134ff3c332f xmlns="55abea07-cd72-4a95-add0-1082a24cf9e9">
+      <Terms xmlns="http://schemas.microsoft.com/office/infopath/2007/PartnerControls"/>
+    </lcf76f155ced4ddcb4097134ff3c332f>
+  </documentManagement>
+</p:properties>
+</file>
+
+<file path=customXml/item4.xml><?xml version="1.0" encoding="utf-8"?>
+<b:Sources xmlns:b="http://schemas.openxmlformats.org/officeDocument/2006/bibliography" xmlns="http://schemas.openxmlformats.org/officeDocument/2006/bibliography" SelectedStyle="\APASixthEditionOfficeOnline.xsl" StyleName="APA" Version="6"/>
+</file>
+
 <file path=customXml/itemProps1.xml><?xml version="1.0" encoding="utf-8"?>
-<ds:datastoreItem xmlns:ds="http://schemas.openxmlformats.org/officeDocument/2006/customXml" ds:itemID="{A9F2CEBA-C824-4C86-81A8-E32CBD0EB92D}">
+<ds:datastoreItem xmlns:ds="http://schemas.openxmlformats.org/officeDocument/2006/customXml" ds:itemID="{D00A4A46-BDBD-48AC-87B9-2BA42D9CC06F}">
   <ds:schemaRefs>
-    <ds:schemaRef ds:uri="http://schemas.openxmlformats.org/officeDocument/2006/bibliography"/>
+    <ds:schemaRef ds:uri="http://schemas.microsoft.com/sharepoint/v3/contenttype/forms"/>
   </ds:schemaRefs>
 </ds:datastoreItem>
 </file>
 
 <file path=customXml/itemProps2.xml><?xml version="1.0" encoding="utf-8"?>
-<ds:datastoreItem xmlns:ds="http://schemas.openxmlformats.org/officeDocument/2006/customXml" ds:itemID="{D00A4A46-BDBD-48AC-87B9-2BA42D9CC06F}">
-  <ds:schemaRefs>
-    <ds:schemaRef ds:uri="http://schemas.microsoft.com/sharepoint/v3/contenttype/forms"/>
-  </ds:schemaRefs>
-</ds:datastoreItem>
+<ds:datastoreItem xmlns:ds="http://schemas.openxmlformats.org/officeDocument/2006/customXml" ds:itemID="{F2EE7819-7B7A-45A1-999C-9867D1A29F33}"/>
 </file>
 
 <file path=customXml/itemProps3.xml><?xml version="1.0" encoding="utf-8"?>
@@ -25555,5 +25774,9 @@
 </file>
 
 <file path=customXml/itemProps4.xml><?xml version="1.0" encoding="utf-8"?>
-<ds:datastoreItem xmlns:ds="http://schemas.openxmlformats.org/officeDocument/2006/customXml" ds:itemID="{F1E26813-AA17-4CD1-B907-EE30E2B14425}"/>
+<ds:datastoreItem xmlns:ds="http://schemas.openxmlformats.org/officeDocument/2006/customXml" ds:itemID="{A9F2CEBA-C824-4C86-81A8-E32CBD0EB92D}">
+  <ds:schemaRefs>
+    <ds:schemaRef ds:uri="http://schemas.openxmlformats.org/officeDocument/2006/bibliography"/>
+  </ds:schemaRefs>
+</ds:datastoreItem>
 </file>
--- a/fuentes/CF2_DU.docx
+++ b/fuentes/CF2_DU.docx
@@ -4866,7 +4866,16 @@
       </w:pPr>
       <w:r>
         <w:lastRenderedPageBreak/>
-        <w:t>Trazo del patrón de la manga</w:t>
+        <w:t>Trazo</w:t>
+      </w:r>
+      <w:r>
+        <w:t xml:space="preserve"> lateral</w:t>
+      </w:r>
+      <w:r>
+        <w:t xml:space="preserve"> de</w:t>
+      </w:r>
+      <w:r>
+        <w:t>l cuello marinero</w:t>
       </w:r>
     </w:p>
     <w:p>
@@ -12507,10 +12516,10 @@
           <w:lang w:eastAsia="es-CO"/>
         </w:rPr>
         <w:drawing>
-          <wp:inline distT="0" distB="0" distL="0" distR="0" wp14:anchorId="70148329" wp14:editId="148ACF30">
+          <wp:inline distT="0" distB="0" distL="0" distR="0" wp14:anchorId="70148329" wp14:editId="084BF2BC">
             <wp:extent cx="3505038" cy="2838734"/>
             <wp:effectExtent l="0" t="0" r="0" b="0"/>
-            <wp:docPr id="33" name="Imagen 33" descr="alt=&quot;Molde técnico del cuerpo superior femenino, compuesto por delantero y posterior con sus respectivas líneas de referencia: hombros, busto, cintura y costadillos. Incluye pinzas para ajuste en busto y cintura, además de piezas complementarias como vistas, todo organizado con indicaciones de corte al centro y al costado.&quot;"/>
+            <wp:docPr id="33" name="Imagen 33" descr="Molde técnico del cuerpo superior femenino, compuesto por delantero y posterior con sus respectivas líneas de referencia: hombros, busto, cintura y costadillos. Incluye pinzas para ajuste en busto y cintura, además de piezas complementarias como vistas, todo organizado con indicaciones de corte al centro y al costado."/>
             <wp:cNvGraphicFramePr>
               <a:graphicFrameLocks xmlns:a="http://schemas.openxmlformats.org/drawingml/2006/main" noChangeAspect="1"/>
             </wp:cNvGraphicFramePr>
@@ -12518,7 +12527,7 @@
               <a:graphicData uri="http://schemas.openxmlformats.org/drawingml/2006/picture">
                 <pic:pic xmlns:pic="http://schemas.openxmlformats.org/drawingml/2006/picture">
                   <pic:nvPicPr>
-                    <pic:cNvPr id="33" name="Imagen 33" descr="alt=&quot;Molde técnico del cuerpo superior femenino, compuesto por delantero y posterior con sus respectivas líneas de referencia: hombros, busto, cintura y costadillos. Incluye pinzas para ajuste en busto y cintura, además de piezas complementarias como vistas, todo organizado con indicaciones de corte al centro y al costado.&quot;"/>
+                    <pic:cNvPr id="33" name="Imagen 33" descr="Molde técnico del cuerpo superior femenino, compuesto por delantero y posterior con sus respectivas líneas de referencia: hombros, busto, cintura y costadillos. Incluye pinzas para ajuste en busto y cintura, además de piezas complementarias como vistas, todo organizado con indicaciones de corte al centro y al costado."/>
                     <pic:cNvPicPr>
                       <a:picLocks noChangeAspect="1" noChangeArrowheads="1"/>
                     </pic:cNvPicPr>
@@ -25532,6 +25541,21 @@
 </file>
 
 <file path=customXml/item1.xml><?xml version="1.0" encoding="utf-8"?>
+<b:Sources xmlns:b="http://schemas.openxmlformats.org/officeDocument/2006/bibliography" xmlns="http://schemas.openxmlformats.org/officeDocument/2006/bibliography" SelectedStyle="\APASixthEditionOfficeOnline.xsl" StyleName="APA" Version="6"/>
+</file>
+
+<file path=customXml/item2.xml><?xml version="1.0" encoding="utf-8"?>
+<p:properties xmlns:p="http://schemas.microsoft.com/office/2006/metadata/properties" xmlns:xsi="http://www.w3.org/2001/XMLSchema-instance" xmlns:pc="http://schemas.microsoft.com/office/infopath/2007/PartnerControls">
+  <documentManagement>
+    <TaxCatchAll xmlns="285d351f-f218-493a-825f-85a9dfbde315" xsi:nil="true"/>
+    <lcf76f155ced4ddcb4097134ff3c332f xmlns="55abea07-cd72-4a95-add0-1082a24cf9e9">
+      <Terms xmlns="http://schemas.microsoft.com/office/infopath/2007/PartnerControls"/>
+    </lcf76f155ced4ddcb4097134ff3c332f>
+  </documentManagement>
+</p:properties>
+</file>
+
+<file path=customXml/item3.xml><?xml version="1.0" encoding="utf-8"?>
 <?mso-contentType ?>
 <FormTemplates xmlns="http://schemas.microsoft.com/sharepoint/v3/contenttype/forms">
   <Display>DocumentLibraryForm</Display>
@@ -25540,7 +25564,7 @@
 </FormTemplates>
 </file>
 
-<file path=customXml/item2.xml><?xml version="1.0" encoding="utf-8"?>
+<file path=customXml/item4.xml><?xml version="1.0" encoding="utf-8"?>
 <ct:contentTypeSchema xmlns:ct="http://schemas.microsoft.com/office/2006/metadata/contentType" xmlns:ma="http://schemas.microsoft.com/office/2006/metadata/properties/metaAttributes" ct:_="" ma:_="" ma:contentTypeName="Documento" ma:contentTypeID="0x0101005D7421CBAB376F47AC1876466873BE0C" ma:contentTypeVersion="11" ma:contentTypeDescription="Crear nuevo documento." ma:contentTypeScope="" ma:versionID="c355e60b4cde5dbb71daba652f90dcaf">
   <xsd:schema xmlns:xsd="http://www.w3.org/2001/XMLSchema" xmlns:xs="http://www.w3.org/2001/XMLSchema" xmlns:p="http://schemas.microsoft.com/office/2006/metadata/properties" xmlns:ns2="55abea07-cd72-4a95-add0-1082a24cf9e9" xmlns:ns3="285d351f-f218-493a-825f-85a9dfbde315" targetNamespace="http://schemas.microsoft.com/office/2006/metadata/properties" ma:root="true" ma:fieldsID="af45bf235921137d7bf462656222ea5a" ns2:_="" ns3:_="">
     <xsd:import namespace="55abea07-cd72-4a95-add0-1082a24cf9e9"/>
@@ -25735,22 +25759,26 @@
 </ct:contentTypeSchema>
 </file>
 
-<file path=customXml/item3.xml><?xml version="1.0" encoding="utf-8"?>
-<p:properties xmlns:p="http://schemas.microsoft.com/office/2006/metadata/properties" xmlns:xsi="http://www.w3.org/2001/XMLSchema-instance" xmlns:pc="http://schemas.microsoft.com/office/infopath/2007/PartnerControls">
-  <documentManagement>
-    <TaxCatchAll xmlns="285d351f-f218-493a-825f-85a9dfbde315" xsi:nil="true"/>
-    <lcf76f155ced4ddcb4097134ff3c332f xmlns="55abea07-cd72-4a95-add0-1082a24cf9e9">
-      <Terms xmlns="http://schemas.microsoft.com/office/infopath/2007/PartnerControls"/>
-    </lcf76f155ced4ddcb4097134ff3c332f>
-  </documentManagement>
-</p:properties>
+<file path=customXml/itemProps1.xml><?xml version="1.0" encoding="utf-8"?>
+<ds:datastoreItem xmlns:ds="http://schemas.openxmlformats.org/officeDocument/2006/customXml" ds:itemID="{A9F2CEBA-C824-4C86-81A8-E32CBD0EB92D}">
+  <ds:schemaRefs>
+    <ds:schemaRef ds:uri="http://schemas.openxmlformats.org/officeDocument/2006/bibliography"/>
+  </ds:schemaRefs>
+</ds:datastoreItem>
 </file>
 
-<file path=customXml/item4.xml><?xml version="1.0" encoding="utf-8"?>
-<b:Sources xmlns:b="http://schemas.openxmlformats.org/officeDocument/2006/bibliography" xmlns="http://schemas.openxmlformats.org/officeDocument/2006/bibliography" SelectedStyle="\APASixthEditionOfficeOnline.xsl" StyleName="APA" Version="6"/>
+<file path=customXml/itemProps2.xml><?xml version="1.0" encoding="utf-8"?>
+<ds:datastoreItem xmlns:ds="http://schemas.openxmlformats.org/officeDocument/2006/customXml" ds:itemID="{26259216-AD86-464A-AEAD-95B1F9E17392}">
+  <ds:schemaRefs>
+    <ds:schemaRef ds:uri="http://schemas.microsoft.com/office/2006/metadata/properties"/>
+    <ds:schemaRef ds:uri="http://schemas.microsoft.com/office/infopath/2007/PartnerControls"/>
+    <ds:schemaRef ds:uri="285d351f-f218-493a-825f-85a9dfbde315"/>
+    <ds:schemaRef ds:uri="55abea07-cd72-4a95-add0-1082a24cf9e9"/>
+  </ds:schemaRefs>
+</ds:datastoreItem>
 </file>
 
-<file path=customXml/itemProps1.xml><?xml version="1.0" encoding="utf-8"?>
+<file path=customXml/itemProps3.xml><?xml version="1.0" encoding="utf-8"?>
 <ds:datastoreItem xmlns:ds="http://schemas.openxmlformats.org/officeDocument/2006/customXml" ds:itemID="{D00A4A46-BDBD-48AC-87B9-2BA42D9CC06F}">
   <ds:schemaRefs>
     <ds:schemaRef ds:uri="http://schemas.microsoft.com/sharepoint/v3/contenttype/forms"/>
@@ -25758,25 +25786,21 @@
 </ds:datastoreItem>
 </file>
 
-<file path=customXml/itemProps2.xml><?xml version="1.0" encoding="utf-8"?>
-<ds:datastoreItem xmlns:ds="http://schemas.openxmlformats.org/officeDocument/2006/customXml" ds:itemID="{F2EE7819-7B7A-45A1-999C-9867D1A29F33}"/>
-</file>
-
-<file path=customXml/itemProps3.xml><?xml version="1.0" encoding="utf-8"?>
-<ds:datastoreItem xmlns:ds="http://schemas.openxmlformats.org/officeDocument/2006/customXml" ds:itemID="{26259216-AD86-464A-AEAD-95B1F9E17392}">
+<file path=customXml/itemProps4.xml><?xml version="1.0" encoding="utf-8"?>
+<ds:datastoreItem xmlns:ds="http://schemas.openxmlformats.org/officeDocument/2006/customXml" ds:itemID="{F2EE7819-7B7A-45A1-999C-9867D1A29F33}">
   <ds:schemaRefs>
+    <ds:schemaRef ds:uri="http://schemas.microsoft.com/office/2006/metadata/contentType"/>
+    <ds:schemaRef ds:uri="http://schemas.microsoft.com/office/2006/metadata/properties/metaAttributes"/>
+    <ds:schemaRef ds:uri="http://www.w3.org/2001/XMLSchema"/>
     <ds:schemaRef ds:uri="http://schemas.microsoft.com/office/2006/metadata/properties"/>
+    <ds:schemaRef ds:uri="55abea07-cd72-4a95-add0-1082a24cf9e9"/>
+    <ds:schemaRef ds:uri="285d351f-f218-493a-825f-85a9dfbde315"/>
+    <ds:schemaRef ds:uri="http://schemas.microsoft.com/office/2006/documentManagement/types"/>
     <ds:schemaRef ds:uri="http://schemas.microsoft.com/office/infopath/2007/PartnerControls"/>
-    <ds:schemaRef ds:uri="cb45339b-ced9-4d0d-8f64-77573914d53b"/>
-    <ds:schemaRef ds:uri="43a3ca16-9c26-4813-b83f-4aec9927b43f"/>
-  </ds:schemaRefs>
-</ds:datastoreItem>
-</file>
-
-<file path=customXml/itemProps4.xml><?xml version="1.0" encoding="utf-8"?>
-<ds:datastoreItem xmlns:ds="http://schemas.openxmlformats.org/officeDocument/2006/customXml" ds:itemID="{A9F2CEBA-C824-4C86-81A8-E32CBD0EB92D}">
-  <ds:schemaRefs>
-    <ds:schemaRef ds:uri="http://schemas.openxmlformats.org/officeDocument/2006/bibliography"/>
+    <ds:schemaRef ds:uri="http://schemas.openxmlformats.org/package/2006/metadata/core-properties"/>
+    <ds:schemaRef ds:uri="http://purl.org/dc/elements/1.1/"/>
+    <ds:schemaRef ds:uri="http://purl.org/dc/terms/"/>
+    <ds:schemaRef ds:uri="http://schemas.microsoft.com/internal/obd"/>
   </ds:schemaRefs>
 </ds:datastoreItem>
 </file>
--- a/fuentes/CF2_DU.docx
+++ b/fuentes/CF2_DU.docx
@@ -1968,14 +1968,20 @@
               <w:rPr>
                 <w:lang w:val="es-419" w:eastAsia="es-CO"/>
               </w:rPr>
-              <w:t xml:space="preserve">La interpretación de prendas superiores infantiles para niñas se enfoca en analizar y transformar el patrón base para construir blusas, camisas, camisetas, chaquetas y múltiples variaciones creativas. Este proceso permite desarrollar competencias técnicas que facilitan la adaptación del molde inicial a diseños concretos, incorporando pinzas, vistas, bolsillos, cuellos y mangas como elementos de valor agregado. Más allá de lo estético, la interpretación se convierte en una estrategia metodológica que enseña cómo un patrón puede ajustarse a diferentes necesidades, estilos y contextos de uso. La formación en este campo fortalece la capacidad de análisis, la precisión en el trazo y la visión integral del diseño infantil, lo </w:t>
+              <w:t xml:space="preserve">La interpretación de prendas superiores infantiles se centra en el análisis y la transformación del patrón base, permitiendo construir blusas, camisas, camisetas, chaquetas y otras variaciones creativas. Cada interpretación brinda la posibilidad de desarrollar competencias técnicas que permiten transformar un molde inicial en diseños concretos, incorporando pinzas, vistas, bolsillos, cuellos y mangas como elementos de valor agregado. Este proceso trasciende lo estético y se convierte en una estrategia metodológica para comprender cómo un patrón puede adaptarse a diferentes necesidades, estilos y contextos de uso. A su vez, la formación en interpretación de prendas fortalece la capacidad de análisis, la destreza en el trazo y </w:t>
             </w:r>
             <w:r>
               <w:rPr>
                 <w:lang w:val="es-419" w:eastAsia="es-CO"/>
               </w:rPr>
               <w:lastRenderedPageBreak/>
-              <w:t>que resalta su importancia dentro de la industria de la confección. A través de esta formación complementaria del SENA, se cualifica el talento humano, se fomenta el emprendimiento, se impulsa la inserción laboral y se responde de manera efectiva a las demandas actuales de la moda infantil en Colombia.</w:t>
+              <w:t>la visión integral del diseño infantil, proyectando su importancia dentro de la industria de la confección. A través de la formación complementaria del SENA, este proceso cualifica el talento humano, fomenta el emprendimiento, impulsa la inserción laboral y responde a las demandas actuales de la moda infantil en Colombia</w:t>
+            </w:r>
+            <w:r>
+              <w:rPr>
+                <w:lang w:val="es-419" w:eastAsia="es-CO"/>
+              </w:rPr>
+              <w:t>.</w:t>
             </w:r>
           </w:p>
         </w:tc>
@@ -2086,72 +2092,50 @@
     </w:p>
     <w:p>
       <w:pPr>
-        <w:ind w:left="709" w:firstLine="0"/>
-        <w:rPr>
-          <w:lang w:val="es-419" w:eastAsia="es-CO"/>
-        </w:rPr>
-      </w:pPr>
-      <w:r>
-        <w:rPr>
-          <w:lang w:eastAsia="es-CO"/>
-        </w:rPr>
-        <w:t xml:space="preserve">Incluye interpretaciones frecuentes como blusas, camisas, camisetas tipo </w:t>
-      </w:r>
-      <w:r>
-        <w:rPr>
-          <w:rStyle w:val="Extranjerismo"/>
-          <w:lang w:val="es-CO" w:eastAsia="es-CO"/>
-        </w:rPr>
-        <w:t xml:space="preserve">T - </w:t>
-      </w:r>
-      <w:proofErr w:type="spellStart"/>
-      <w:r>
-        <w:rPr>
-          <w:rStyle w:val="Extranjerismo"/>
-          <w:lang w:val="es-CO" w:eastAsia="es-CO"/>
-        </w:rPr>
-        <w:t>shirt</w:t>
-      </w:r>
-      <w:proofErr w:type="spellEnd"/>
-      <w:r>
-        <w:rPr>
-          <w:rStyle w:val="Extranjerismo"/>
-          <w:lang w:val="es-CO" w:eastAsia="es-CO"/>
-        </w:rPr>
-        <w:t> </w:t>
-      </w:r>
-      <w:r>
-        <w:rPr>
-          <w:lang w:eastAsia="es-CO"/>
-        </w:rPr>
-        <w:t>y chaquetas ligeras, así como diseños con detalles diferenciadores: volantes, canesú o frunces.</w:t>
-      </w:r>
-    </w:p>
-    <w:p>
-      <w:pPr>
         <w:pStyle w:val="Prrafodelista"/>
         <w:numPr>
           <w:ilvl w:val="0"/>
-          <w:numId w:val="9"/>
+          <w:numId w:val="37"/>
         </w:numPr>
         <w:rPr>
-          <w:lang w:eastAsia="es-CO"/>
-        </w:rPr>
-      </w:pPr>
-      <w:r>
-        <w:rPr>
-          <w:b/>
-          <w:bCs/>
+          <w:lang w:val="es-419" w:eastAsia="es-CO"/>
+        </w:rPr>
+      </w:pPr>
+      <w:r>
+        <w:rPr>
           <w:lang w:eastAsia="es-CO"/>
         </w:rPr>
         <w:lastRenderedPageBreak/>
-        <w:t>Canesú:</w:t>
-      </w:r>
-      <w:r>
-        <w:rPr>
-          <w:lang w:eastAsia="es-CO"/>
-        </w:rPr>
-        <w:t> pieza de tela que se coloca en la parte superior de una prenda (espalda, pecho o hombros) para dar forma o decoración.</w:t>
+        <w:t xml:space="preserve">Incluye interpretaciones frecuentes como blusas, camisas, camisetas tipo </w:t>
+      </w:r>
+      <w:r>
+        <w:rPr>
+          <w:rStyle w:val="Extranjerismo"/>
+          <w:lang w:val="es-CO" w:eastAsia="es-CO"/>
+        </w:rPr>
+        <w:t xml:space="preserve">T - </w:t>
+      </w:r>
+      <w:proofErr w:type="spellStart"/>
+      <w:r>
+        <w:rPr>
+          <w:rStyle w:val="Extranjerismo"/>
+          <w:lang w:val="es-CO" w:eastAsia="es-CO"/>
+        </w:rPr>
+        <w:t>shirt</w:t>
+      </w:r>
+      <w:proofErr w:type="spellEnd"/>
+      <w:r>
+        <w:rPr>
+          <w:rStyle w:val="Extranjerismo"/>
+          <w:lang w:val="es-CO" w:eastAsia="es-CO"/>
+        </w:rPr>
+        <w:t> </w:t>
+      </w:r>
+      <w:r>
+        <w:rPr>
+          <w:lang w:eastAsia="es-CO"/>
+        </w:rPr>
+        <w:t>y chaquetas ligeras, así como diseños con detalles diferenciadores: volantes, canesú o frunces.</w:t>
       </w:r>
     </w:p>
     <w:p>
@@ -2159,7 +2143,33 @@
         <w:pStyle w:val="Prrafodelista"/>
         <w:numPr>
           <w:ilvl w:val="0"/>
-          <w:numId w:val="9"/>
+          <w:numId w:val="38"/>
+        </w:numPr>
+        <w:rPr>
+          <w:lang w:eastAsia="es-CO"/>
+        </w:rPr>
+      </w:pPr>
+      <w:r>
+        <w:rPr>
+          <w:b/>
+          <w:bCs/>
+          <w:lang w:eastAsia="es-CO"/>
+        </w:rPr>
+        <w:t>Canesú:</w:t>
+      </w:r>
+      <w:r>
+        <w:rPr>
+          <w:lang w:eastAsia="es-CO"/>
+        </w:rPr>
+        <w:t> pieza de tela que se coloca en la parte superior de una prenda (espalda, pecho o hombros) para dar forma o decoración.</w:t>
+      </w:r>
+    </w:p>
+    <w:p>
+      <w:pPr>
+        <w:pStyle w:val="Prrafodelista"/>
+        <w:numPr>
+          <w:ilvl w:val="0"/>
+          <w:numId w:val="38"/>
         </w:numPr>
         <w:rPr>
           <w:lang w:eastAsia="es-CO"/>
@@ -2303,20 +2313,7 @@
     </w:p>
     <w:p>
       <w:pPr>
-        <w:rPr>
-          <w:lang w:eastAsia="es-CO"/>
-        </w:rPr>
-      </w:pPr>
-    </w:p>
-    <w:p>
-      <w:pPr>
-        <w:rPr>
-          <w:lang w:eastAsia="es-CO"/>
-        </w:rPr>
-      </w:pPr>
-    </w:p>
-    <w:p>
-      <w:pPr>
+        <w:ind w:firstLine="0"/>
         <w:rPr>
           <w:lang w:eastAsia="es-CO"/>
         </w:rPr>
@@ -7019,7 +7016,6 @@
                 <w:b/>
                 <w:bCs/>
               </w:rPr>
-              <w:lastRenderedPageBreak/>
               <w:t>3</w:t>
             </w:r>
           </w:p>
@@ -9391,7 +9387,6 @@
                 <w:b/>
                 <w:bCs/>
               </w:rPr>
-              <w:lastRenderedPageBreak/>
               <w:t>6</w:t>
             </w:r>
           </w:p>
@@ -16577,6 +16572,7 @@
       <w:tblPr>
         <w:tblStyle w:val="SENA2"/>
         <w:tblW w:w="10075" w:type="dxa"/>
+        <w:jc w:val="center"/>
         <w:tblLayout w:type="fixed"/>
         <w:tblLook w:val="04A0" w:firstRow="1" w:lastRow="0" w:firstColumn="1" w:lastColumn="0" w:noHBand="0" w:noVBand="1"/>
       </w:tblPr>
@@ -16590,6 +16586,7 @@
         <w:trPr>
           <w:cnfStyle w:val="100000000000" w:firstRow="1" w:lastRow="0" w:firstColumn="0" w:lastColumn="0" w:oddVBand="0" w:evenVBand="0" w:oddHBand="0" w:evenHBand="0" w:firstRowFirstColumn="0" w:firstRowLastColumn="0" w:lastRowFirstColumn="0" w:lastRowLastColumn="0"/>
           <w:tblHeader/>
+          <w:jc w:val="center"/>
         </w:trPr>
         <w:tc>
           <w:tcPr>
@@ -16647,6 +16644,7 @@
       <w:tr>
         <w:trPr>
           <w:cnfStyle w:val="000000100000" w:firstRow="0" w:lastRow="0" w:firstColumn="0" w:lastColumn="0" w:oddVBand="0" w:evenVBand="0" w:oddHBand="1" w:evenHBand="0" w:firstRowFirstColumn="0" w:firstRowLastColumn="0" w:lastRowFirstColumn="0" w:lastRowLastColumn="0"/>
+          <w:jc w:val="center"/>
         </w:trPr>
         <w:tc>
           <w:tcPr>
@@ -16700,7 +16698,7 @@
                 <w:rPr>
                   <w:rStyle w:val="Hipervnculo"/>
                 </w:rPr>
-                <w:t>https://youtu.be/v2uZp0Z1Flg</w:t>
+                <w:t>https://www.youtube.com/watch?v=10wM7sYr3wM</w:t>
               </w:r>
             </w:hyperlink>
           </w:p>
@@ -20465,9 +20463,122 @@
     </w:lvl>
   </w:abstractNum>
   <w:abstractNum w:abstractNumId="8" w15:restartNumberingAfterBreak="0">
+    <w:nsid w:val="2FEF2C41"/>
+    <w:multiLevelType w:val="hybridMultilevel"/>
+    <w:tmpl w:val="D3529C4E"/>
+    <w:lvl w:ilvl="0" w:tplc="240A0003">
+      <w:start w:val="1"/>
+      <w:numFmt w:val="bullet"/>
+      <w:lvlText w:val="o"/>
+      <w:lvlJc w:val="left"/>
+      <w:pPr>
+        <w:ind w:left="720" w:hanging="360"/>
+      </w:pPr>
+      <w:rPr>
+        <w:rFonts w:ascii="Courier New" w:hAnsi="Courier New" w:cs="Courier New" w:hint="default"/>
+      </w:rPr>
+    </w:lvl>
+    <w:lvl w:ilvl="1" w:tplc="240A0003">
+      <w:start w:val="1"/>
+      <w:numFmt w:val="bullet"/>
+      <w:lvlText w:val="o"/>
+      <w:lvlJc w:val="left"/>
+      <w:pPr>
+        <w:ind w:left="1440" w:hanging="360"/>
+      </w:pPr>
+      <w:rPr>
+        <w:rFonts w:ascii="Courier New" w:hAnsi="Courier New" w:cs="Courier New" w:hint="default"/>
+      </w:rPr>
+    </w:lvl>
+    <w:lvl w:ilvl="2" w:tplc="240A0005" w:tentative="1">
+      <w:start w:val="1"/>
+      <w:numFmt w:val="bullet"/>
+      <w:lvlText w:val=""/>
+      <w:lvlJc w:val="left"/>
+      <w:pPr>
+        <w:ind w:left="2160" w:hanging="360"/>
+      </w:pPr>
+      <w:rPr>
+        <w:rFonts w:ascii="Wingdings" w:hAnsi="Wingdings" w:hint="default"/>
+      </w:rPr>
+    </w:lvl>
+    <w:lvl w:ilvl="3" w:tplc="240A0001" w:tentative="1">
+      <w:start w:val="1"/>
+      <w:numFmt w:val="bullet"/>
+      <w:lvlText w:val=""/>
+      <w:lvlJc w:val="left"/>
+      <w:pPr>
+        <w:ind w:left="2880" w:hanging="360"/>
+      </w:pPr>
+      <w:rPr>
+        <w:rFonts w:ascii="Symbol" w:hAnsi="Symbol" w:hint="default"/>
+      </w:rPr>
+    </w:lvl>
+    <w:lvl w:ilvl="4" w:tplc="240A0003" w:tentative="1">
+      <w:start w:val="1"/>
+      <w:numFmt w:val="bullet"/>
+      <w:lvlText w:val="o"/>
+      <w:lvlJc w:val="left"/>
+      <w:pPr>
+        <w:ind w:left="3600" w:hanging="360"/>
+      </w:pPr>
+      <w:rPr>
+        <w:rFonts w:ascii="Courier New" w:hAnsi="Courier New" w:cs="Courier New" w:hint="default"/>
+      </w:rPr>
+    </w:lvl>
+    <w:lvl w:ilvl="5" w:tplc="240A0005" w:tentative="1">
+      <w:start w:val="1"/>
+      <w:numFmt w:val="bullet"/>
+      <w:lvlText w:val=""/>
+      <w:lvlJc w:val="left"/>
+      <w:pPr>
+        <w:ind w:left="4320" w:hanging="360"/>
+      </w:pPr>
+      <w:rPr>
+        <w:rFonts w:ascii="Wingdings" w:hAnsi="Wingdings" w:hint="default"/>
+      </w:rPr>
+    </w:lvl>
+    <w:lvl w:ilvl="6" w:tplc="240A0001" w:tentative="1">
+      <w:start w:val="1"/>
+      <w:numFmt w:val="bullet"/>
+      <w:lvlText w:val=""/>
+      <w:lvlJc w:val="left"/>
+      <w:pPr>
+        <w:ind w:left="5040" w:hanging="360"/>
+      </w:pPr>
+      <w:rPr>
+        <w:rFonts w:ascii="Symbol" w:hAnsi="Symbol" w:hint="default"/>
+      </w:rPr>
+    </w:lvl>
+    <w:lvl w:ilvl="7" w:tplc="240A0003" w:tentative="1">
+      <w:start w:val="1"/>
+      <w:numFmt w:val="bullet"/>
+      <w:lvlText w:val="o"/>
+      <w:lvlJc w:val="left"/>
+      <w:pPr>
+        <w:ind w:left="5760" w:hanging="360"/>
+      </w:pPr>
+      <w:rPr>
+        <w:rFonts w:ascii="Courier New" w:hAnsi="Courier New" w:cs="Courier New" w:hint="default"/>
+      </w:rPr>
+    </w:lvl>
+    <w:lvl w:ilvl="8" w:tplc="240A0005" w:tentative="1">
+      <w:start w:val="1"/>
+      <w:numFmt w:val="bullet"/>
+      <w:lvlText w:val=""/>
+      <w:lvlJc w:val="left"/>
+      <w:pPr>
+        <w:ind w:left="6480" w:hanging="360"/>
+      </w:pPr>
+      <w:rPr>
+        <w:rFonts w:ascii="Wingdings" w:hAnsi="Wingdings" w:hint="default"/>
+      </w:rPr>
+    </w:lvl>
+  </w:abstractNum>
+  <w:abstractNum w:abstractNumId="9" w15:restartNumberingAfterBreak="0">
     <w:nsid w:val="32F65081"/>
     <w:multiLevelType w:val="hybridMultilevel"/>
-    <w:tmpl w:val="54583090"/>
+    <w:tmpl w:val="0B7A8BA0"/>
     <w:lvl w:ilvl="0" w:tplc="240A0001">
       <w:start w:val="1"/>
       <w:numFmt w:val="bullet"/>
@@ -20577,7 +20688,7 @@
       </w:rPr>
     </w:lvl>
   </w:abstractNum>
-  <w:abstractNum w:abstractNumId="9" w15:restartNumberingAfterBreak="0">
+  <w:abstractNum w:abstractNumId="10" w15:restartNumberingAfterBreak="0">
     <w:nsid w:val="342E77C2"/>
     <w:multiLevelType w:val="hybridMultilevel"/>
     <w:tmpl w:val="22AC6C34"/>
@@ -20690,7 +20801,7 @@
       </w:rPr>
     </w:lvl>
   </w:abstractNum>
-  <w:abstractNum w:abstractNumId="10" w15:restartNumberingAfterBreak="0">
+  <w:abstractNum w:abstractNumId="11" w15:restartNumberingAfterBreak="0">
     <w:nsid w:val="344A3267"/>
     <w:multiLevelType w:val="hybridMultilevel"/>
     <w:tmpl w:val="A2D2C61A"/>
@@ -20803,7 +20914,7 @@
       </w:rPr>
     </w:lvl>
   </w:abstractNum>
-  <w:abstractNum w:abstractNumId="11" w15:restartNumberingAfterBreak="0">
+  <w:abstractNum w:abstractNumId="12" w15:restartNumberingAfterBreak="0">
     <w:nsid w:val="35BC267E"/>
     <w:multiLevelType w:val="hybridMultilevel"/>
     <w:tmpl w:val="EC3A0F4A"/>
@@ -20916,7 +21027,7 @@
       </w:rPr>
     </w:lvl>
   </w:abstractNum>
-  <w:abstractNum w:abstractNumId="12" w15:restartNumberingAfterBreak="0">
+  <w:abstractNum w:abstractNumId="13" w15:restartNumberingAfterBreak="0">
     <w:nsid w:val="362F6D29"/>
     <w:multiLevelType w:val="hybridMultilevel"/>
     <w:tmpl w:val="132CCF72"/>
@@ -21029,7 +21140,7 @@
       </w:rPr>
     </w:lvl>
   </w:abstractNum>
-  <w:abstractNum w:abstractNumId="13" w15:restartNumberingAfterBreak="0">
+  <w:abstractNum w:abstractNumId="14" w15:restartNumberingAfterBreak="0">
     <w:nsid w:val="368E176E"/>
     <w:multiLevelType w:val="hybridMultilevel"/>
     <w:tmpl w:val="BDF054FE"/>
@@ -21123,7 +21234,7 @@
       </w:pPr>
     </w:lvl>
   </w:abstractNum>
-  <w:abstractNum w:abstractNumId="14" w15:restartNumberingAfterBreak="0">
+  <w:abstractNum w:abstractNumId="15" w15:restartNumberingAfterBreak="0">
     <w:nsid w:val="3C9E2AB9"/>
     <w:multiLevelType w:val="hybridMultilevel"/>
     <w:tmpl w:val="2A58D736"/>
@@ -21236,7 +21347,7 @@
       </w:rPr>
     </w:lvl>
   </w:abstractNum>
-  <w:abstractNum w:abstractNumId="15" w15:restartNumberingAfterBreak="0">
+  <w:abstractNum w:abstractNumId="16" w15:restartNumberingAfterBreak="0">
     <w:nsid w:val="3D2B5CA4"/>
     <w:multiLevelType w:val="hybridMultilevel"/>
     <w:tmpl w:val="FA927710"/>
@@ -21326,7 +21437,7 @@
       </w:pPr>
     </w:lvl>
   </w:abstractNum>
-  <w:abstractNum w:abstractNumId="16" w15:restartNumberingAfterBreak="0">
+  <w:abstractNum w:abstractNumId="17" w15:restartNumberingAfterBreak="0">
     <w:nsid w:val="43251E3E"/>
     <w:multiLevelType w:val="hybridMultilevel"/>
     <w:tmpl w:val="CC9E58E4"/>
@@ -21439,7 +21550,7 @@
       </w:rPr>
     </w:lvl>
   </w:abstractNum>
-  <w:abstractNum w:abstractNumId="17" w15:restartNumberingAfterBreak="0">
+  <w:abstractNum w:abstractNumId="18" w15:restartNumberingAfterBreak="0">
     <w:nsid w:val="4A2C3B3E"/>
     <w:multiLevelType w:val="hybridMultilevel"/>
     <w:tmpl w:val="D1F64268"/>
@@ -21552,7 +21663,7 @@
       </w:rPr>
     </w:lvl>
   </w:abstractNum>
-  <w:abstractNum w:abstractNumId="18" w15:restartNumberingAfterBreak="0">
+  <w:abstractNum w:abstractNumId="19" w15:restartNumberingAfterBreak="0">
     <w:nsid w:val="4B956278"/>
     <w:multiLevelType w:val="hybridMultilevel"/>
     <w:tmpl w:val="A6300CF6"/>
@@ -21665,7 +21776,7 @@
       </w:rPr>
     </w:lvl>
   </w:abstractNum>
-  <w:abstractNum w:abstractNumId="19" w15:restartNumberingAfterBreak="0">
+  <w:abstractNum w:abstractNumId="20" w15:restartNumberingAfterBreak="0">
     <w:nsid w:val="4D5D2826"/>
     <w:multiLevelType w:val="hybridMultilevel"/>
     <w:tmpl w:val="D33E8D5A"/>
@@ -21778,7 +21889,7 @@
       </w:rPr>
     </w:lvl>
   </w:abstractNum>
-  <w:abstractNum w:abstractNumId="20" w15:restartNumberingAfterBreak="0">
+  <w:abstractNum w:abstractNumId="21" w15:restartNumberingAfterBreak="0">
     <w:nsid w:val="4EA274BB"/>
     <w:multiLevelType w:val="hybridMultilevel"/>
     <w:tmpl w:val="00BECB44"/>
@@ -21891,7 +22002,7 @@
       </w:rPr>
     </w:lvl>
   </w:abstractNum>
-  <w:abstractNum w:abstractNumId="21" w15:restartNumberingAfterBreak="0">
+  <w:abstractNum w:abstractNumId="22" w15:restartNumberingAfterBreak="0">
     <w:nsid w:val="4EBE1EF6"/>
     <w:multiLevelType w:val="hybridMultilevel"/>
     <w:tmpl w:val="F6A60586"/>
@@ -21984,7 +22095,7 @@
       </w:pPr>
     </w:lvl>
   </w:abstractNum>
-  <w:abstractNum w:abstractNumId="22" w15:restartNumberingAfterBreak="0">
+  <w:abstractNum w:abstractNumId="23" w15:restartNumberingAfterBreak="0">
     <w:nsid w:val="4F367E0A"/>
     <w:multiLevelType w:val="hybridMultilevel"/>
     <w:tmpl w:val="3036F7FC"/>
@@ -22097,7 +22208,7 @@
       </w:rPr>
     </w:lvl>
   </w:abstractNum>
-  <w:abstractNum w:abstractNumId="23" w15:restartNumberingAfterBreak="0">
+  <w:abstractNum w:abstractNumId="24" w15:restartNumberingAfterBreak="0">
     <w:nsid w:val="54422F42"/>
     <w:multiLevelType w:val="hybridMultilevel"/>
     <w:tmpl w:val="8788E044"/>
@@ -22210,7 +22321,7 @@
       </w:rPr>
     </w:lvl>
   </w:abstractNum>
-  <w:abstractNum w:abstractNumId="24" w15:restartNumberingAfterBreak="0">
+  <w:abstractNum w:abstractNumId="25" w15:restartNumberingAfterBreak="0">
     <w:nsid w:val="56F71874"/>
     <w:multiLevelType w:val="hybridMultilevel"/>
     <w:tmpl w:val="B128B894"/>
@@ -22323,7 +22434,7 @@
       </w:rPr>
     </w:lvl>
   </w:abstractNum>
-  <w:abstractNum w:abstractNumId="25" w15:restartNumberingAfterBreak="0">
+  <w:abstractNum w:abstractNumId="26" w15:restartNumberingAfterBreak="0">
     <w:nsid w:val="57D253FF"/>
     <w:multiLevelType w:val="hybridMultilevel"/>
     <w:tmpl w:val="29BED73E"/>
@@ -22436,7 +22547,7 @@
       </w:rPr>
     </w:lvl>
   </w:abstractNum>
-  <w:abstractNum w:abstractNumId="26" w15:restartNumberingAfterBreak="0">
+  <w:abstractNum w:abstractNumId="27" w15:restartNumberingAfterBreak="0">
     <w:nsid w:val="5FA636D1"/>
     <w:multiLevelType w:val="hybridMultilevel"/>
     <w:tmpl w:val="7C729C3E"/>
@@ -22549,7 +22660,7 @@
       </w:rPr>
     </w:lvl>
   </w:abstractNum>
-  <w:abstractNum w:abstractNumId="27" w15:restartNumberingAfterBreak="0">
+  <w:abstractNum w:abstractNumId="28" w15:restartNumberingAfterBreak="0">
     <w:nsid w:val="626E659F"/>
     <w:multiLevelType w:val="hybridMultilevel"/>
     <w:tmpl w:val="D7BE2634"/>
@@ -22662,7 +22773,7 @@
       </w:rPr>
     </w:lvl>
   </w:abstractNum>
-  <w:abstractNum w:abstractNumId="28" w15:restartNumberingAfterBreak="0">
+  <w:abstractNum w:abstractNumId="29" w15:restartNumberingAfterBreak="0">
     <w:nsid w:val="67212BC3"/>
     <w:multiLevelType w:val="hybridMultilevel"/>
     <w:tmpl w:val="489E571A"/>
@@ -22775,7 +22886,7 @@
       </w:rPr>
     </w:lvl>
   </w:abstractNum>
-  <w:abstractNum w:abstractNumId="29" w15:restartNumberingAfterBreak="0">
+  <w:abstractNum w:abstractNumId="30" w15:restartNumberingAfterBreak="0">
     <w:nsid w:val="67F20004"/>
     <w:multiLevelType w:val="hybridMultilevel"/>
     <w:tmpl w:val="EB4EC9C2"/>
@@ -22888,7 +22999,7 @@
       </w:rPr>
     </w:lvl>
   </w:abstractNum>
-  <w:abstractNum w:abstractNumId="30" w15:restartNumberingAfterBreak="0">
+  <w:abstractNum w:abstractNumId="31" w15:restartNumberingAfterBreak="0">
     <w:nsid w:val="697B5EDF"/>
     <w:multiLevelType w:val="hybridMultilevel"/>
     <w:tmpl w:val="D25CC042"/>
@@ -23001,7 +23112,7 @@
       </w:rPr>
     </w:lvl>
   </w:abstractNum>
-  <w:abstractNum w:abstractNumId="31" w15:restartNumberingAfterBreak="0">
+  <w:abstractNum w:abstractNumId="32" w15:restartNumberingAfterBreak="0">
     <w:nsid w:val="6F7A773B"/>
     <w:multiLevelType w:val="hybridMultilevel"/>
     <w:tmpl w:val="CBA8A0DA"/>
@@ -23114,7 +23225,7 @@
       </w:rPr>
     </w:lvl>
   </w:abstractNum>
-  <w:abstractNum w:abstractNumId="32" w15:restartNumberingAfterBreak="0">
+  <w:abstractNum w:abstractNumId="33" w15:restartNumberingAfterBreak="0">
     <w:nsid w:val="709E24DB"/>
     <w:multiLevelType w:val="hybridMultilevel"/>
     <w:tmpl w:val="41884BA6"/>
@@ -23229,7 +23340,7 @@
       </w:pPr>
     </w:lvl>
   </w:abstractNum>
-  <w:abstractNum w:abstractNumId="33" w15:restartNumberingAfterBreak="0">
+  <w:abstractNum w:abstractNumId="34" w15:restartNumberingAfterBreak="0">
     <w:nsid w:val="79A91069"/>
     <w:multiLevelType w:val="hybridMultilevel"/>
     <w:tmpl w:val="8F66B2E4"/>
@@ -23342,7 +23453,7 @@
       </w:rPr>
     </w:lvl>
   </w:abstractNum>
-  <w:abstractNum w:abstractNumId="34" w15:restartNumberingAfterBreak="0">
+  <w:abstractNum w:abstractNumId="35" w15:restartNumberingAfterBreak="0">
     <w:nsid w:val="7B247A33"/>
     <w:multiLevelType w:val="hybridMultilevel"/>
     <w:tmpl w:val="1A0A6B3C"/>
@@ -23455,7 +23566,7 @@
       </w:rPr>
     </w:lvl>
   </w:abstractNum>
-  <w:abstractNum w:abstractNumId="35" w15:restartNumberingAfterBreak="0">
+  <w:abstractNum w:abstractNumId="36" w15:restartNumberingAfterBreak="0">
     <w:nsid w:val="7C161D1C"/>
     <w:multiLevelType w:val="multilevel"/>
     <w:tmpl w:val="C0F02E02"/>
@@ -23590,7 +23701,7 @@
       </w:pPr>
     </w:lvl>
   </w:abstractNum>
-  <w:abstractNum w:abstractNumId="36" w15:restartNumberingAfterBreak="0">
+  <w:abstractNum w:abstractNumId="37" w15:restartNumberingAfterBreak="0">
     <w:nsid w:val="7F506B72"/>
     <w:multiLevelType w:val="hybridMultilevel"/>
     <w:tmpl w:val="E4983640"/>
@@ -23704,7 +23815,7 @@
     </w:lvl>
   </w:abstractNum>
   <w:num w:numId="1">
-    <w:abstractNumId w:val="35"/>
+    <w:abstractNumId w:val="36"/>
   </w:num>
   <w:num w:numId="2">
     <w:abstractNumId w:val="0"/>
@@ -23713,91 +23824,91 @@
     <w:abstractNumId w:val="7"/>
   </w:num>
   <w:num w:numId="4">
-    <w:abstractNumId w:val="21"/>
+    <w:abstractNumId w:val="22"/>
   </w:num>
   <w:num w:numId="5">
-    <w:abstractNumId w:val="13"/>
+    <w:abstractNumId w:val="14"/>
   </w:num>
   <w:num w:numId="6">
     <w:abstractNumId w:val="4"/>
   </w:num>
   <w:num w:numId="7">
-    <w:abstractNumId w:val="32"/>
+    <w:abstractNumId w:val="33"/>
   </w:num>
   <w:num w:numId="8">
-    <w:abstractNumId w:val="15"/>
+    <w:abstractNumId w:val="16"/>
   </w:num>
   <w:num w:numId="9">
-    <w:abstractNumId w:val="34"/>
+    <w:abstractNumId w:val="35"/>
   </w:num>
   <w:num w:numId="10">
-    <w:abstractNumId w:val="28"/>
+    <w:abstractNumId w:val="29"/>
   </w:num>
   <w:num w:numId="11">
-    <w:abstractNumId w:val="19"/>
+    <w:abstractNumId w:val="20"/>
   </w:num>
   <w:num w:numId="12">
     <w:abstractNumId w:val="3"/>
   </w:num>
   <w:num w:numId="13">
-    <w:abstractNumId w:val="22"/>
+    <w:abstractNumId w:val="23"/>
   </w:num>
   <w:num w:numId="14">
-    <w:abstractNumId w:val="29"/>
+    <w:abstractNumId w:val="30"/>
   </w:num>
   <w:num w:numId="15">
-    <w:abstractNumId w:val="17"/>
+    <w:abstractNumId w:val="18"/>
   </w:num>
   <w:num w:numId="16">
-    <w:abstractNumId w:val="24"/>
+    <w:abstractNumId w:val="25"/>
   </w:num>
   <w:num w:numId="17">
-    <w:abstractNumId w:val="25"/>
+    <w:abstractNumId w:val="26"/>
   </w:num>
   <w:num w:numId="18">
-    <w:abstractNumId w:val="36"/>
+    <w:abstractNumId w:val="37"/>
   </w:num>
   <w:num w:numId="19">
+    <w:abstractNumId w:val="13"/>
+  </w:num>
+  <w:num w:numId="20">
+    <w:abstractNumId w:val="21"/>
+  </w:num>
+  <w:num w:numId="21">
+    <w:abstractNumId w:val="10"/>
+  </w:num>
+  <w:num w:numId="22">
+    <w:abstractNumId w:val="28"/>
+  </w:num>
+  <w:num w:numId="23">
+    <w:abstractNumId w:val="11"/>
+  </w:num>
+  <w:num w:numId="24">
     <w:abstractNumId w:val="12"/>
   </w:num>
-  <w:num w:numId="20">
-    <w:abstractNumId w:val="20"/>
+  <w:num w:numId="25">
+    <w:abstractNumId w:val="31"/>
   </w:num>
-  <w:num w:numId="21">
-    <w:abstractNumId w:val="9"/>
-  </w:num>
-  <w:num w:numId="22">
+  <w:num w:numId="26">
     <w:abstractNumId w:val="27"/>
   </w:num>
-  <w:num w:numId="23">
-    <w:abstractNumId w:val="10"/>
-  </w:num>
-  <w:num w:numId="24">
-    <w:abstractNumId w:val="11"/>
-  </w:num>
-  <w:num w:numId="25">
-    <w:abstractNumId w:val="30"/>
-  </w:num>
-  <w:num w:numId="26">
-    <w:abstractNumId w:val="26"/>
-  </w:num>
   <w:num w:numId="27">
-    <w:abstractNumId w:val="33"/>
+    <w:abstractNumId w:val="34"/>
   </w:num>
   <w:num w:numId="28">
-    <w:abstractNumId w:val="18"/>
+    <w:abstractNumId w:val="19"/>
   </w:num>
   <w:num w:numId="29">
     <w:abstractNumId w:val="6"/>
   </w:num>
   <w:num w:numId="30">
-    <w:abstractNumId w:val="14"/>
+    <w:abstractNumId w:val="15"/>
   </w:num>
   <w:num w:numId="31">
-    <w:abstractNumId w:val="23"/>
+    <w:abstractNumId w:val="24"/>
   </w:num>
   <w:num w:numId="32">
-    <w:abstractNumId w:val="31"/>
+    <w:abstractNumId w:val="32"/>
   </w:num>
   <w:num w:numId="33">
     <w:abstractNumId w:val="5"/>
@@ -23809,9 +23920,12 @@
     <w:abstractNumId w:val="1"/>
   </w:num>
   <w:num w:numId="36">
-    <w:abstractNumId w:val="16"/>
+    <w:abstractNumId w:val="17"/>
   </w:num>
   <w:num w:numId="37">
+    <w:abstractNumId w:val="9"/>
+  </w:num>
+  <w:num w:numId="38">
     <w:abstractNumId w:val="8"/>
   </w:num>
   <w:numIdMacAtCleanup w:val="36"/>
@@ -25541,30 +25655,6 @@
 </file>
 
 <file path=customXml/item1.xml><?xml version="1.0" encoding="utf-8"?>
-<b:Sources xmlns:b="http://schemas.openxmlformats.org/officeDocument/2006/bibliography" xmlns="http://schemas.openxmlformats.org/officeDocument/2006/bibliography" SelectedStyle="\APASixthEditionOfficeOnline.xsl" StyleName="APA" Version="6"/>
-</file>
-
-<file path=customXml/item2.xml><?xml version="1.0" encoding="utf-8"?>
-<p:properties xmlns:p="http://schemas.microsoft.com/office/2006/metadata/properties" xmlns:xsi="http://www.w3.org/2001/XMLSchema-instance" xmlns:pc="http://schemas.microsoft.com/office/infopath/2007/PartnerControls">
-  <documentManagement>
-    <TaxCatchAll xmlns="285d351f-f218-493a-825f-85a9dfbde315" xsi:nil="true"/>
-    <lcf76f155ced4ddcb4097134ff3c332f xmlns="55abea07-cd72-4a95-add0-1082a24cf9e9">
-      <Terms xmlns="http://schemas.microsoft.com/office/infopath/2007/PartnerControls"/>
-    </lcf76f155ced4ddcb4097134ff3c332f>
-  </documentManagement>
-</p:properties>
-</file>
-
-<file path=customXml/item3.xml><?xml version="1.0" encoding="utf-8"?>
-<?mso-contentType ?>
-<FormTemplates xmlns="http://schemas.microsoft.com/sharepoint/v3/contenttype/forms">
-  <Display>DocumentLibraryForm</Display>
-  <Edit>DocumentLibraryForm</Edit>
-  <New>DocumentLibraryForm</New>
-</FormTemplates>
-</file>
-
-<file path=customXml/item4.xml><?xml version="1.0" encoding="utf-8"?>
 <ct:contentTypeSchema xmlns:ct="http://schemas.microsoft.com/office/2006/metadata/contentType" xmlns:ma="http://schemas.microsoft.com/office/2006/metadata/properties/metaAttributes" ct:_="" ma:_="" ma:contentTypeName="Documento" ma:contentTypeID="0x0101005D7421CBAB376F47AC1876466873BE0C" ma:contentTypeVersion="11" ma:contentTypeDescription="Crear nuevo documento." ma:contentTypeScope="" ma:versionID="c355e60b4cde5dbb71daba652f90dcaf">
   <xsd:schema xmlns:xsd="http://www.w3.org/2001/XMLSchema" xmlns:xs="http://www.w3.org/2001/XMLSchema" xmlns:p="http://schemas.microsoft.com/office/2006/metadata/properties" xmlns:ns2="55abea07-cd72-4a95-add0-1082a24cf9e9" xmlns:ns3="285d351f-f218-493a-825f-85a9dfbde315" targetNamespace="http://schemas.microsoft.com/office/2006/metadata/properties" ma:root="true" ma:fieldsID="af45bf235921137d7bf462656222ea5a" ns2:_="" ns3:_="">
     <xsd:import namespace="55abea07-cd72-4a95-add0-1082a24cf9e9"/>
@@ -25759,34 +25849,31 @@
 </ct:contentTypeSchema>
 </file>
 
-<file path=customXml/itemProps1.xml><?xml version="1.0" encoding="utf-8"?>
-<ds:datastoreItem xmlns:ds="http://schemas.openxmlformats.org/officeDocument/2006/customXml" ds:itemID="{A9F2CEBA-C824-4C86-81A8-E32CBD0EB92D}">
-  <ds:schemaRefs>
-    <ds:schemaRef ds:uri="http://schemas.openxmlformats.org/officeDocument/2006/bibliography"/>
-  </ds:schemaRefs>
-</ds:datastoreItem>
+<file path=customXml/item2.xml><?xml version="1.0" encoding="utf-8"?>
+<?mso-contentType ?>
+<FormTemplates xmlns="http://schemas.microsoft.com/sharepoint/v3/contenttype/forms">
+  <Display>DocumentLibraryForm</Display>
+  <Edit>DocumentLibraryForm</Edit>
+  <New>DocumentLibraryForm</New>
+</FormTemplates>
 </file>
 
-<file path=customXml/itemProps2.xml><?xml version="1.0" encoding="utf-8"?>
-<ds:datastoreItem xmlns:ds="http://schemas.openxmlformats.org/officeDocument/2006/customXml" ds:itemID="{26259216-AD86-464A-AEAD-95B1F9E17392}">
-  <ds:schemaRefs>
-    <ds:schemaRef ds:uri="http://schemas.microsoft.com/office/2006/metadata/properties"/>
-    <ds:schemaRef ds:uri="http://schemas.microsoft.com/office/infopath/2007/PartnerControls"/>
-    <ds:schemaRef ds:uri="285d351f-f218-493a-825f-85a9dfbde315"/>
-    <ds:schemaRef ds:uri="55abea07-cd72-4a95-add0-1082a24cf9e9"/>
-  </ds:schemaRefs>
-</ds:datastoreItem>
+<file path=customXml/item3.xml><?xml version="1.0" encoding="utf-8"?>
+<b:Sources xmlns:b="http://schemas.openxmlformats.org/officeDocument/2006/bibliography" xmlns="http://schemas.openxmlformats.org/officeDocument/2006/bibliography" SelectedStyle="\APASixthEditionOfficeOnline.xsl" StyleName="APA" Version="6"/>
 </file>
 
-<file path=customXml/itemProps3.xml><?xml version="1.0" encoding="utf-8"?>
-<ds:datastoreItem xmlns:ds="http://schemas.openxmlformats.org/officeDocument/2006/customXml" ds:itemID="{D00A4A46-BDBD-48AC-87B9-2BA42D9CC06F}">
-  <ds:schemaRefs>
-    <ds:schemaRef ds:uri="http://schemas.microsoft.com/sharepoint/v3/contenttype/forms"/>
-  </ds:schemaRefs>
-</ds:datastoreItem>
+<file path=customXml/item4.xml><?xml version="1.0" encoding="utf-8"?>
+<p:properties xmlns:p="http://schemas.microsoft.com/office/2006/metadata/properties" xmlns:xsi="http://www.w3.org/2001/XMLSchema-instance" xmlns:pc="http://schemas.microsoft.com/office/infopath/2007/PartnerControls">
+  <documentManagement>
+    <TaxCatchAll xmlns="285d351f-f218-493a-825f-85a9dfbde315" xsi:nil="true"/>
+    <lcf76f155ced4ddcb4097134ff3c332f xmlns="55abea07-cd72-4a95-add0-1082a24cf9e9">
+      <Terms xmlns="http://schemas.microsoft.com/office/infopath/2007/PartnerControls"/>
+    </lcf76f155ced4ddcb4097134ff3c332f>
+  </documentManagement>
+</p:properties>
 </file>
 
-<file path=customXml/itemProps4.xml><?xml version="1.0" encoding="utf-8"?>
+<file path=customXml/itemProps1.xml><?xml version="1.0" encoding="utf-8"?>
 <ds:datastoreItem xmlns:ds="http://schemas.openxmlformats.org/officeDocument/2006/customXml" ds:itemID="{F2EE7819-7B7A-45A1-999C-9867D1A29F33}">
   <ds:schemaRefs>
     <ds:schemaRef ds:uri="http://schemas.microsoft.com/office/2006/metadata/contentType"/>
@@ -25803,4 +25890,31 @@
     <ds:schemaRef ds:uri="http://schemas.microsoft.com/internal/obd"/>
   </ds:schemaRefs>
 </ds:datastoreItem>
+</file>
+
+<file path=customXml/itemProps2.xml><?xml version="1.0" encoding="utf-8"?>
+<ds:datastoreItem xmlns:ds="http://schemas.openxmlformats.org/officeDocument/2006/customXml" ds:itemID="{D00A4A46-BDBD-48AC-87B9-2BA42D9CC06F}">
+  <ds:schemaRefs>
+    <ds:schemaRef ds:uri="http://schemas.microsoft.com/sharepoint/v3/contenttype/forms"/>
+  </ds:schemaRefs>
+</ds:datastoreItem>
+</file>
+
+<file path=customXml/itemProps3.xml><?xml version="1.0" encoding="utf-8"?>
+<ds:datastoreItem xmlns:ds="http://schemas.openxmlformats.org/officeDocument/2006/customXml" ds:itemID="{A9F2CEBA-C824-4C86-81A8-E32CBD0EB92D}">
+  <ds:schemaRefs>
+    <ds:schemaRef ds:uri="http://schemas.openxmlformats.org/officeDocument/2006/bibliography"/>
+  </ds:schemaRefs>
+</ds:datastoreItem>
+</file>
+
+<file path=customXml/itemProps4.xml><?xml version="1.0" encoding="utf-8"?>
+<ds:datastoreItem xmlns:ds="http://schemas.openxmlformats.org/officeDocument/2006/customXml" ds:itemID="{26259216-AD86-464A-AEAD-95B1F9E17392}">
+  <ds:schemaRefs>
+    <ds:schemaRef ds:uri="http://schemas.microsoft.com/office/2006/metadata/properties"/>
+    <ds:schemaRef ds:uri="http://schemas.microsoft.com/office/infopath/2007/PartnerControls"/>
+    <ds:schemaRef ds:uri="285d351f-f218-493a-825f-85a9dfbde315"/>
+    <ds:schemaRef ds:uri="55abea07-cd72-4a95-add0-1082a24cf9e9"/>
+  </ds:schemaRefs>
+</ds:datastoreItem>
 </file>
--- a/fuentes/CF2_DU.docx
+++ b/fuentes/CF2_DU.docx
@@ -7016,6 +7016,7 @@
                 <w:b/>
                 <w:bCs/>
               </w:rPr>
+              <w:lastRenderedPageBreak/>
               <w:t>3</w:t>
             </w:r>
           </w:p>
@@ -9387,6 +9388,7 @@
                 <w:b/>
                 <w:bCs/>
               </w:rPr>
+              <w:lastRenderedPageBreak/>
               <w:t>6</w:t>
             </w:r>
           </w:p>
@@ -16538,15 +16540,6 @@
     </w:p>
     <w:p>
       <w:pPr>
-        <w:jc w:val="center"/>
-        <w:rPr>
-          <w:noProof/>
-          <w:lang w:eastAsia="es-CO"/>
-        </w:rPr>
-      </w:pPr>
-    </w:p>
-    <w:p>
-      <w:pPr>
         <w:ind w:firstLine="0"/>
         <w:rPr>
           <w:lang w:eastAsia="es-CO"/>
@@ -16564,6 +16557,7 @@
       </w:pPr>
       <w:bookmarkStart w:id="11" w:name="_Toc213707726"/>
       <w:r>
+        <w:lastRenderedPageBreak/>
         <w:t>Material complementario</w:t>
       </w:r>
       <w:bookmarkEnd w:id="11"/>
@@ -16698,7 +16692,7 @@
                 <w:rPr>
                   <w:rStyle w:val="Hipervnculo"/>
                 </w:rPr>
-                <w:t>https://www.youtube.com/watch?v=10wM7sYr3wM</w:t>
+                <w:t>youtube.com/watch?v=v2uZp0Z1Flg&amp;feature=youtu.be</w:t>
               </w:r>
             </w:hyperlink>
           </w:p>
@@ -25655,6 +25649,21 @@
 </file>
 
 <file path=customXml/item1.xml><?xml version="1.0" encoding="utf-8"?>
+<p:properties xmlns:p="http://schemas.microsoft.com/office/2006/metadata/properties" xmlns:xsi="http://www.w3.org/2001/XMLSchema-instance" xmlns:pc="http://schemas.microsoft.com/office/infopath/2007/PartnerControls">
+  <documentManagement>
+    <TaxCatchAll xmlns="285d351f-f218-493a-825f-85a9dfbde315" xsi:nil="true"/>
+    <lcf76f155ced4ddcb4097134ff3c332f xmlns="55abea07-cd72-4a95-add0-1082a24cf9e9">
+      <Terms xmlns="http://schemas.microsoft.com/office/infopath/2007/PartnerControls"/>
+    </lcf76f155ced4ddcb4097134ff3c332f>
+  </documentManagement>
+</p:properties>
+</file>
+
+<file path=customXml/item2.xml><?xml version="1.0" encoding="utf-8"?>
+<b:Sources xmlns:b="http://schemas.openxmlformats.org/officeDocument/2006/bibliography" xmlns="http://schemas.openxmlformats.org/officeDocument/2006/bibliography" SelectedStyle="\APASixthEditionOfficeOnline.xsl" StyleName="APA" Version="6"/>
+</file>
+
+<file path=customXml/item3.xml><?xml version="1.0" encoding="utf-8"?>
 <ct:contentTypeSchema xmlns:ct="http://schemas.microsoft.com/office/2006/metadata/contentType" xmlns:ma="http://schemas.microsoft.com/office/2006/metadata/properties/metaAttributes" ct:_="" ma:_="" ma:contentTypeName="Documento" ma:contentTypeID="0x0101005D7421CBAB376F47AC1876466873BE0C" ma:contentTypeVersion="11" ma:contentTypeDescription="Crear nuevo documento." ma:contentTypeScope="" ma:versionID="c355e60b4cde5dbb71daba652f90dcaf">
   <xsd:schema xmlns:xsd="http://www.w3.org/2001/XMLSchema" xmlns:xs="http://www.w3.org/2001/XMLSchema" xmlns:p="http://schemas.microsoft.com/office/2006/metadata/properties" xmlns:ns2="55abea07-cd72-4a95-add0-1082a24cf9e9" xmlns:ns3="285d351f-f218-493a-825f-85a9dfbde315" targetNamespace="http://schemas.microsoft.com/office/2006/metadata/properties" ma:root="true" ma:fieldsID="af45bf235921137d7bf462656222ea5a" ns2:_="" ns3:_="">
     <xsd:import namespace="55abea07-cd72-4a95-add0-1082a24cf9e9"/>
@@ -25849,7 +25858,7 @@
 </ct:contentTypeSchema>
 </file>
 
-<file path=customXml/item2.xml><?xml version="1.0" encoding="utf-8"?>
+<file path=customXml/item4.xml><?xml version="1.0" encoding="utf-8"?>
 <?mso-contentType ?>
 <FormTemplates xmlns="http://schemas.microsoft.com/sharepoint/v3/contenttype/forms">
   <Display>DocumentLibraryForm</Display>
@@ -25858,22 +25867,26 @@
 </FormTemplates>
 </file>
 
-<file path=customXml/item3.xml><?xml version="1.0" encoding="utf-8"?>
-<b:Sources xmlns:b="http://schemas.openxmlformats.org/officeDocument/2006/bibliography" xmlns="http://schemas.openxmlformats.org/officeDocument/2006/bibliography" SelectedStyle="\APASixthEditionOfficeOnline.xsl" StyleName="APA" Version="6"/>
+<file path=customXml/itemProps1.xml><?xml version="1.0" encoding="utf-8"?>
+<ds:datastoreItem xmlns:ds="http://schemas.openxmlformats.org/officeDocument/2006/customXml" ds:itemID="{26259216-AD86-464A-AEAD-95B1F9E17392}">
+  <ds:schemaRefs>
+    <ds:schemaRef ds:uri="http://schemas.microsoft.com/office/2006/metadata/properties"/>
+    <ds:schemaRef ds:uri="http://schemas.microsoft.com/office/infopath/2007/PartnerControls"/>
+    <ds:schemaRef ds:uri="285d351f-f218-493a-825f-85a9dfbde315"/>
+    <ds:schemaRef ds:uri="55abea07-cd72-4a95-add0-1082a24cf9e9"/>
+  </ds:schemaRefs>
+</ds:datastoreItem>
 </file>
 
-<file path=customXml/item4.xml><?xml version="1.0" encoding="utf-8"?>
-<p:properties xmlns:p="http://schemas.microsoft.com/office/2006/metadata/properties" xmlns:xsi="http://www.w3.org/2001/XMLSchema-instance" xmlns:pc="http://schemas.microsoft.com/office/infopath/2007/PartnerControls">
-  <documentManagement>
-    <TaxCatchAll xmlns="285d351f-f218-493a-825f-85a9dfbde315" xsi:nil="true"/>
-    <lcf76f155ced4ddcb4097134ff3c332f xmlns="55abea07-cd72-4a95-add0-1082a24cf9e9">
-      <Terms xmlns="http://schemas.microsoft.com/office/infopath/2007/PartnerControls"/>
-    </lcf76f155ced4ddcb4097134ff3c332f>
-  </documentManagement>
-</p:properties>
+<file path=customXml/itemProps2.xml><?xml version="1.0" encoding="utf-8"?>
+<ds:datastoreItem xmlns:ds="http://schemas.openxmlformats.org/officeDocument/2006/customXml" ds:itemID="{A9F2CEBA-C824-4C86-81A8-E32CBD0EB92D}">
+  <ds:schemaRefs>
+    <ds:schemaRef ds:uri="http://schemas.openxmlformats.org/officeDocument/2006/bibliography"/>
+  </ds:schemaRefs>
+</ds:datastoreItem>
 </file>
 
-<file path=customXml/itemProps1.xml><?xml version="1.0" encoding="utf-8"?>
+<file path=customXml/itemProps3.xml><?xml version="1.0" encoding="utf-8"?>
 <ds:datastoreItem xmlns:ds="http://schemas.openxmlformats.org/officeDocument/2006/customXml" ds:itemID="{F2EE7819-7B7A-45A1-999C-9867D1A29F33}">
   <ds:schemaRefs>
     <ds:schemaRef ds:uri="http://schemas.microsoft.com/office/2006/metadata/contentType"/>
@@ -25892,29 +25905,10 @@
 </ds:datastoreItem>
 </file>
 
-<file path=customXml/itemProps2.xml><?xml version="1.0" encoding="utf-8"?>
+<file path=customXml/itemProps4.xml><?xml version="1.0" encoding="utf-8"?>
 <ds:datastoreItem xmlns:ds="http://schemas.openxmlformats.org/officeDocument/2006/customXml" ds:itemID="{D00A4A46-BDBD-48AC-87B9-2BA42D9CC06F}">
   <ds:schemaRefs>
     <ds:schemaRef ds:uri="http://schemas.microsoft.com/sharepoint/v3/contenttype/forms"/>
   </ds:schemaRefs>
 </ds:datastoreItem>
-</file>
-
-<file path=customXml/itemProps3.xml><?xml version="1.0" encoding="utf-8"?>
-<ds:datastoreItem xmlns:ds="http://schemas.openxmlformats.org/officeDocument/2006/customXml" ds:itemID="{A9F2CEBA-C824-4C86-81A8-E32CBD0EB92D}">
-  <ds:schemaRefs>
-    <ds:schemaRef ds:uri="http://schemas.openxmlformats.org/officeDocument/2006/bibliography"/>
-  </ds:schemaRefs>
-</ds:datastoreItem>
-</file>
-
-<file path=customXml/itemProps4.xml><?xml version="1.0" encoding="utf-8"?>
-<ds:datastoreItem xmlns:ds="http://schemas.openxmlformats.org/officeDocument/2006/customXml" ds:itemID="{26259216-AD86-464A-AEAD-95B1F9E17392}">
-  <ds:schemaRefs>
-    <ds:schemaRef ds:uri="http://schemas.microsoft.com/office/2006/metadata/properties"/>
-    <ds:schemaRef ds:uri="http://schemas.microsoft.com/office/infopath/2007/PartnerControls"/>
-    <ds:schemaRef ds:uri="285d351f-f218-493a-825f-85a9dfbde315"/>
-    <ds:schemaRef ds:uri="55abea07-cd72-4a95-add0-1082a24cf9e9"/>
-  </ds:schemaRefs>
-</ds:datastoreItem>
 </file>
--- a/fuentes/CF2_DU.docx
+++ b/fuentes/CF2_DU.docx
@@ -16692,7 +16692,7 @@
                 <w:rPr>
                   <w:rStyle w:val="Hipervnculo"/>
                 </w:rPr>
-                <w:t>youtube.com/watch?v=v2uZp0Z1Flg&amp;feature=youtu.be</w:t>
+                <w:t>https://www.youtube.com/watch?v=v2uZp0Z1Flg&amp;feature=youtu.be</w:t>
               </w:r>
             </w:hyperlink>
           </w:p>
@@ -25649,18 +25649,16 @@
 </file>
 
 <file path=customXml/item1.xml><?xml version="1.0" encoding="utf-8"?>
-<p:properties xmlns:p="http://schemas.microsoft.com/office/2006/metadata/properties" xmlns:xsi="http://www.w3.org/2001/XMLSchema-instance" xmlns:pc="http://schemas.microsoft.com/office/infopath/2007/PartnerControls">
-  <documentManagement>
-    <TaxCatchAll xmlns="285d351f-f218-493a-825f-85a9dfbde315" xsi:nil="true"/>
-    <lcf76f155ced4ddcb4097134ff3c332f xmlns="55abea07-cd72-4a95-add0-1082a24cf9e9">
-      <Terms xmlns="http://schemas.microsoft.com/office/infopath/2007/PartnerControls"/>
-    </lcf76f155ced4ddcb4097134ff3c332f>
-  </documentManagement>
-</p:properties>
+<b:Sources xmlns:b="http://schemas.openxmlformats.org/officeDocument/2006/bibliography" xmlns="http://schemas.openxmlformats.org/officeDocument/2006/bibliography" SelectedStyle="\APASixthEditionOfficeOnline.xsl" StyleName="APA" Version="6"/>
 </file>
 
 <file path=customXml/item2.xml><?xml version="1.0" encoding="utf-8"?>
-<b:Sources xmlns:b="http://schemas.openxmlformats.org/officeDocument/2006/bibliography" xmlns="http://schemas.openxmlformats.org/officeDocument/2006/bibliography" SelectedStyle="\APASixthEditionOfficeOnline.xsl" StyleName="APA" Version="6"/>
+<?mso-contentType ?>
+<FormTemplates xmlns="http://schemas.microsoft.com/sharepoint/v3/contenttype/forms">
+  <Display>DocumentLibraryForm</Display>
+  <Edit>DocumentLibraryForm</Edit>
+  <New>DocumentLibraryForm</New>
+</FormTemplates>
 </file>
 
 <file path=customXml/item3.xml><?xml version="1.0" encoding="utf-8"?>
@@ -25859,29 +25857,28 @@
 </file>
 
 <file path=customXml/item4.xml><?xml version="1.0" encoding="utf-8"?>
-<?mso-contentType ?>
-<FormTemplates xmlns="http://schemas.microsoft.com/sharepoint/v3/contenttype/forms">
-  <Display>DocumentLibraryForm</Display>
-  <Edit>DocumentLibraryForm</Edit>
-  <New>DocumentLibraryForm</New>
-</FormTemplates>
+<p:properties xmlns:p="http://schemas.microsoft.com/office/2006/metadata/properties" xmlns:xsi="http://www.w3.org/2001/XMLSchema-instance" xmlns:pc="http://schemas.microsoft.com/office/infopath/2007/PartnerControls">
+  <documentManagement>
+    <TaxCatchAll xmlns="285d351f-f218-493a-825f-85a9dfbde315" xsi:nil="true"/>
+    <lcf76f155ced4ddcb4097134ff3c332f xmlns="55abea07-cd72-4a95-add0-1082a24cf9e9">
+      <Terms xmlns="http://schemas.microsoft.com/office/infopath/2007/PartnerControls"/>
+    </lcf76f155ced4ddcb4097134ff3c332f>
+  </documentManagement>
+</p:properties>
 </file>
 
 <file path=customXml/itemProps1.xml><?xml version="1.0" encoding="utf-8"?>
-<ds:datastoreItem xmlns:ds="http://schemas.openxmlformats.org/officeDocument/2006/customXml" ds:itemID="{26259216-AD86-464A-AEAD-95B1F9E17392}">
+<ds:datastoreItem xmlns:ds="http://schemas.openxmlformats.org/officeDocument/2006/customXml" ds:itemID="{A9F2CEBA-C824-4C86-81A8-E32CBD0EB92D}">
   <ds:schemaRefs>
-    <ds:schemaRef ds:uri="http://schemas.microsoft.com/office/2006/metadata/properties"/>
-    <ds:schemaRef ds:uri="http://schemas.microsoft.com/office/infopath/2007/PartnerControls"/>
-    <ds:schemaRef ds:uri="285d351f-f218-493a-825f-85a9dfbde315"/>
-    <ds:schemaRef ds:uri="55abea07-cd72-4a95-add0-1082a24cf9e9"/>
+    <ds:schemaRef ds:uri="http://schemas.openxmlformats.org/officeDocument/2006/bibliography"/>
   </ds:schemaRefs>
 </ds:datastoreItem>
 </file>
 
 <file path=customXml/itemProps2.xml><?xml version="1.0" encoding="utf-8"?>
-<ds:datastoreItem xmlns:ds="http://schemas.openxmlformats.org/officeDocument/2006/customXml" ds:itemID="{A9F2CEBA-C824-4C86-81A8-E32CBD0EB92D}">
+<ds:datastoreItem xmlns:ds="http://schemas.openxmlformats.org/officeDocument/2006/customXml" ds:itemID="{D00A4A46-BDBD-48AC-87B9-2BA42D9CC06F}">
   <ds:schemaRefs>
-    <ds:schemaRef ds:uri="http://schemas.openxmlformats.org/officeDocument/2006/bibliography"/>
+    <ds:schemaRef ds:uri="http://schemas.microsoft.com/sharepoint/v3/contenttype/forms"/>
   </ds:schemaRefs>
 </ds:datastoreItem>
 </file>
@@ -25906,9 +25903,12 @@
 </file>
 
 <file path=customXml/itemProps4.xml><?xml version="1.0" encoding="utf-8"?>
-<ds:datastoreItem xmlns:ds="http://schemas.openxmlformats.org/officeDocument/2006/customXml" ds:itemID="{D00A4A46-BDBD-48AC-87B9-2BA42D9CC06F}">
+<ds:datastoreItem xmlns:ds="http://schemas.openxmlformats.org/officeDocument/2006/customXml" ds:itemID="{26259216-AD86-464A-AEAD-95B1F9E17392}">
   <ds:schemaRefs>
-    <ds:schemaRef ds:uri="http://schemas.microsoft.com/sharepoint/v3/contenttype/forms"/>
+    <ds:schemaRef ds:uri="http://schemas.microsoft.com/office/2006/metadata/properties"/>
+    <ds:schemaRef ds:uri="http://schemas.microsoft.com/office/infopath/2007/PartnerControls"/>
+    <ds:schemaRef ds:uri="285d351f-f218-493a-825f-85a9dfbde315"/>
+    <ds:schemaRef ds:uri="55abea07-cd72-4a95-add0-1082a24cf9e9"/>
   </ds:schemaRefs>
 </ds:datastoreItem>
 </file>